--- a/Fase 2/Evidencias Proyecto/Documento 02- Product Backlog.docx
+++ b/Fase 2/Evidencias Proyecto/Documento 02- Product Backlog.docx
@@ -1,6 +1,6 @@
 
 <file path=word/document.xml><?xml version="1.0" encoding="utf-8"?>
-<w:document xmlns:wpc="http://schemas.microsoft.com/office/word/2010/wordprocessingCanvas" xmlns:cx="http://schemas.microsoft.com/office/drawing/2014/chartex" xmlns:cx1="http://schemas.microsoft.com/office/drawing/2015/9/8/chartex" xmlns:cx2="http://schemas.microsoft.com/office/drawing/2015/10/21/chartex" xmlns:cx3="http://schemas.microsoft.com/office/drawing/2016/5/9/chartex" xmlns:cx4="http://schemas.microsoft.com/office/drawing/2016/5/10/chartex" xmlns:cx5="http://schemas.microsoft.com/office/drawing/2016/5/11/chartex" xmlns:cx6="http://schemas.microsoft.com/office/drawing/2016/5/12/chartex" xmlns:cx7="http://schemas.microsoft.com/office/drawing/2016/5/13/chartex" xmlns:cx8="http://schemas.microsoft.com/office/drawing/2016/5/14/chartex" xmlns:mc="http://schemas.openxmlformats.org/markup-compatibility/2006" xmlns:m="http://schemas.openxmlformats.org/officeDocument/2006/math" xmlns:aink="http://schemas.microsoft.com/office/drawing/2016/ink" xmlns:am3d="http://schemas.microsoft.com/office/drawing/2017/model3d" xmlns:oel="http://schemas.microsoft.com/office/2019/extlst" xmlns:r="http://schemas.openxmlformats.org/officeDocument/2006/relationships" xmlns:wp14="http://schemas.microsoft.com/office/word/2010/wordprocessingDrawing" xmlns:wp="http://schemas.openxmlformats.org/drawingml/2006/wordprocessingDrawing" xmlns:wpg="http://schemas.microsoft.com/office/word/2010/wordprocessingGroup" xmlns:wpi="http://schemas.microsoft.com/office/word/2010/wordprocessingInk" xmlns:wps="http://schemas.microsoft.com/office/word/2010/wordprocessingShape" xmlns:o="urn:schemas-microsoft-com:office:office" xmlns:v="urn:schemas-microsoft-com:vml" xmlns:w10="urn:schemas-microsoft-com:office:word" xmlns:w="http://schemas.openxmlformats.org/wordprocessingml/2006/main" xmlns:w14="http://schemas.microsoft.com/office/word/2010/wordml" xmlns:w15="http://schemas.microsoft.com/office/word/2012/wordml" xmlns:w16cex="http://schemas.microsoft.com/office/word/2018/wordml/cex" xmlns:w16cid="http://schemas.microsoft.com/office/word/2016/wordml/cid" xmlns:w16="http://schemas.microsoft.com/office/word/2018/wordml" xmlns:w16sdtdh="http://schemas.microsoft.com/office/word/2020/wordml/sdtdatahash" xmlns:w16sdtfl="http://schemas.microsoft.com/office/word/2024/wordml/sdtformatlock" xmlns:w16se="http://schemas.microsoft.com/office/word/2015/wordml/symex" xmlns:w16du="http://schemas.microsoft.com/office/word/2023/wordml/word16du" xmlns:wne="http://schemas.microsoft.com/office/word/2006/wordml" mc:Ignorable="w14 w15 w16se w16cid w16 w16cex w16sdtdh w16sdtfl w16du wp14">
+<w:document xmlns:wpc="http://schemas.microsoft.com/office/word/2010/wordprocessingCanvas" xmlns:cx="http://schemas.microsoft.com/office/drawing/2014/chartex" xmlns:cx1="http://schemas.microsoft.com/office/drawing/2015/9/8/chartex" xmlns:cx2="http://schemas.microsoft.com/office/drawing/2015/10/21/chartex" xmlns:cx3="http://schemas.microsoft.com/office/drawing/2016/5/9/chartex" xmlns:cx4="http://schemas.microsoft.com/office/drawing/2016/5/10/chartex" xmlns:cx5="http://schemas.microsoft.com/office/drawing/2016/5/11/chartex" xmlns:cx6="http://schemas.microsoft.com/office/drawing/2016/5/12/chartex" xmlns:cx7="http://schemas.microsoft.com/office/drawing/2016/5/13/chartex" xmlns:cx8="http://schemas.microsoft.com/office/drawing/2016/5/14/chartex" xmlns:mc="http://schemas.openxmlformats.org/markup-compatibility/2006" xmlns:aink="http://schemas.microsoft.com/office/drawing/2016/ink" xmlns:am3d="http://schemas.microsoft.com/office/drawing/2017/model3d" xmlns:o="urn:schemas-microsoft-com:office:office" xmlns:oel="http://schemas.microsoft.com/office/2019/extlst" xmlns:r="http://schemas.openxmlformats.org/officeDocument/2006/relationships" xmlns:m="http://schemas.openxmlformats.org/officeDocument/2006/math" xmlns:v="urn:schemas-microsoft-com:vml" xmlns:wp14="http://schemas.microsoft.com/office/word/2010/wordprocessingDrawing" xmlns:wp="http://schemas.openxmlformats.org/drawingml/2006/wordprocessingDrawing" xmlns:w10="urn:schemas-microsoft-com:office:word" xmlns:w="http://schemas.openxmlformats.org/wordprocessingml/2006/main" xmlns:w14="http://schemas.microsoft.com/office/word/2010/wordml" xmlns:w15="http://schemas.microsoft.com/office/word/2012/wordml" xmlns:w16cex="http://schemas.microsoft.com/office/word/2018/wordml/cex" xmlns:w16cid="http://schemas.microsoft.com/office/word/2016/wordml/cid" xmlns:w16="http://schemas.microsoft.com/office/word/2018/wordml" xmlns:w16du="http://schemas.microsoft.com/office/word/2023/wordml/word16du" xmlns:w16sdtdh="http://schemas.microsoft.com/office/word/2020/wordml/sdtdatahash" xmlns:w16sdtfl="http://schemas.microsoft.com/office/word/2024/wordml/sdtformatlock" xmlns:w16se="http://schemas.microsoft.com/office/word/2015/wordml/symex" xmlns:wpg="http://schemas.microsoft.com/office/word/2010/wordprocessingGroup" xmlns:wpi="http://schemas.microsoft.com/office/word/2010/wordprocessingInk" xmlns:wne="http://schemas.microsoft.com/office/word/2006/wordml" xmlns:wps="http://schemas.microsoft.com/office/word/2010/wordprocessingShape" mc:Ignorable="w14 w15 w16se w16cid w16 w16cex w16sdtdh w16sdtfl w16du wp14">
   <w:body>
     <w:sdt>
       <w:sdtPr>
@@ -152,7 +152,6 @@
                 <w:rPr>
                   <w:rFonts w:eastAsiaTheme="majorEastAsia" w:cstheme="minorHAnsi"/>
                   <w:i/>
-                  <w:color w:val="FF0000"/>
                   <w:sz w:val="44"/>
                   <w:szCs w:val="44"/>
                   <w:lang w:val="es-AR"/>
@@ -185,24 +184,24 @@
                       <w:rPr>
                         <w:rFonts w:eastAsiaTheme="majorEastAsia" w:cstheme="minorHAnsi"/>
                         <w:i/>
-                        <w:color w:val="FF0000"/>
                         <w:sz w:val="44"/>
                         <w:szCs w:val="44"/>
                         <w:lang w:val="es-AR"/>
                       </w:rPr>
                       <w:t xml:space="preserve">Proyecto: </w:t>
                     </w:r>
+                    <w:proofErr w:type="spellStart"/>
                     <w:r>
                       <w:rPr>
                         <w:rFonts w:eastAsiaTheme="majorEastAsia" w:cstheme="minorHAnsi"/>
                         <w:i/>
-                        <w:color w:val="FF0000"/>
                         <w:sz w:val="44"/>
                         <w:szCs w:val="44"/>
                         <w:lang w:val="es-AR"/>
                       </w:rPr>
-                      <w:t>[Insertar Nombre de Proyecto]</w:t>
+                      <w:t>PortIA</w:t>
                     </w:r>
+                    <w:proofErr w:type="spellEnd"/>
                   </w:p>
                 </w:tc>
               </w:sdtContent>
@@ -272,29 +271,8 @@
                     <w:b/>
                     <w:bCs/>
                     <w:i/>
-                    <w:color w:val="FF0000"/>
-                  </w:rPr>
-                  <w:t>[</w:t>
-                </w:r>
-                <w:r>
-                  <w:rPr>
-                    <w:rFonts w:cstheme="minorHAnsi"/>
-                    <w:b/>
-                    <w:bCs/>
-                    <w:i/>
-                    <w:color w:val="FF0000"/>
                   </w:rPr>
                   <w:t>01</w:t>
-                </w:r>
-                <w:r>
-                  <w:rPr>
-                    <w:rFonts w:cstheme="minorHAnsi"/>
-                    <w:b/>
-                    <w:bCs/>
-                    <w:i/>
-                    <w:color w:val="FF0000"/>
-                  </w:rPr>
-                  <w:t>]</w:t>
                 </w:r>
               </w:p>
             </w:tc>
@@ -313,9 +291,9 @@
                 </w:rPr>
                 <w:alias w:val="Fecha"/>
                 <w:id w:val="516659546"/>
-                <w:showingPlcHdr/>
                 <w:dataBinding w:prefixMappings="xmlns:ns0='http://schemas.microsoft.com/office/2006/coverPageProps'" w:xpath="/ns0:CoverPageProperties[1]/ns0:PublishDate[1]" w:storeItemID="{55AF091B-3C7A-41E3-B477-F2FDAA23CFDA}"/>
-                <w:date>
+                <w:date w:fullDate="2026-09-30T00:00:00Z">
+                  <w:dateFormat w:val="dd/MM/yyyy"/>
                   <w:lid w:val="es-ES"/>
                   <w:storeMappedDataAs w:val="dateTime"/>
                   <w:calendar w:val="gregorian"/>
@@ -342,9 +320,8 @@
                         <w:rFonts w:cstheme="minorHAnsi"/>
                         <w:b/>
                         <w:bCs/>
-                        <w:color w:val="FF0000"/>
                       </w:rPr>
-                      <w:t>[Seleccionar fecha]</w:t>
+                      <w:t>30/09/2026</w:t>
                     </w:r>
                   </w:p>
                 </w:tc>
@@ -380,9 +357,6 @@
           <w:tr>
             <w:sdt>
               <w:sdtPr>
-                <w:rPr>
-                  <w:color w:val="FF0000"/>
-                </w:rPr>
                 <w:alias w:val="Abstracto"/>
                 <w:id w:val="8276291"/>
                 <w:dataBinding w:prefixMappings="xmlns:ns0='http://schemas.microsoft.com/office/2006/coverPageProps'" w:xpath="/ns0:CoverPageProperties[1]/ns0:Abstract[1]" w:storeItemID="{55AF091B-3C7A-41E3-B477-F2FDAA23CFDA}"/>
@@ -402,23 +376,14 @@
                       </w:rPr>
                     </w:pPr>
                     <w:r>
-                      <w:rPr>
-                        <w:color w:val="FF0000"/>
-                      </w:rPr>
                       <w:t xml:space="preserve"> </w:t>
                     </w:r>
                     <w:proofErr w:type="spellStart"/>
                     <w:r>
-                      <w:rPr>
-                        <w:color w:val="FF0000"/>
-                      </w:rPr>
                       <w:t>Product</w:t>
                     </w:r>
                     <w:proofErr w:type="spellEnd"/>
                     <w:r>
-                      <w:rPr>
-                        <w:color w:val="FF0000"/>
-                      </w:rPr>
                       <w:t xml:space="preserve"> Backlog</w:t>
                     </w:r>
                   </w:p>
@@ -1926,7 +1891,6 @@
               <w:rPr>
                 <w:rFonts w:asciiTheme="minorHAnsi" w:hAnsiTheme="minorHAnsi" w:cstheme="minorHAnsi"/>
                 <w:i/>
-                <w:color w:val="FF0000"/>
                 <w:szCs w:val="24"/>
                 <w:lang w:val="es-ES" w:eastAsia="es-ES"/>
               </w:rPr>
@@ -1935,31 +1899,10 @@
               <w:rPr>
                 <w:rFonts w:cstheme="minorHAnsi"/>
                 <w:i/>
-                <w:color w:val="FF0000"/>
                 <w:szCs w:val="24"/>
                 <w:lang w:val="es-ES" w:eastAsia="es-ES"/>
               </w:rPr>
-              <w:fldChar w:fldCharType="begin"/>
-            </w:r>
-            <w:r>
-              <w:rPr>
-                <w:rFonts w:asciiTheme="minorHAnsi" w:hAnsiTheme="minorHAnsi" w:cstheme="minorHAnsi"/>
-                <w:i/>
-                <w:color w:val="FF0000"/>
-                <w:szCs w:val="24"/>
-                <w:lang w:val="es-ES" w:eastAsia="es-ES"/>
-              </w:rPr>
-              <w:instrText>MACROBUTTON NoMacro [Fecha]</w:instrText>
-            </w:r>
-            <w:r>
-              <w:rPr>
-                <w:rFonts w:cstheme="minorHAnsi"/>
-                <w:i/>
-                <w:color w:val="FF0000"/>
-                <w:szCs w:val="24"/>
-                <w:lang w:val="es-ES" w:eastAsia="es-ES"/>
-              </w:rPr>
-              <w:fldChar w:fldCharType="end"/>
+              <w:t>30-09-2026</w:t>
             </w:r>
           </w:p>
         </w:tc>
@@ -1974,40 +1917,18 @@
               <w:rPr>
                 <w:rFonts w:asciiTheme="minorHAnsi" w:hAnsiTheme="minorHAnsi" w:cstheme="minorHAnsi"/>
                 <w:i/>
-                <w:color w:val="FF0000"/>
                 <w:szCs w:val="24"/>
                 <w:lang w:val="es-ES" w:eastAsia="es-ES"/>
               </w:rPr>
             </w:pPr>
-            <w:r>
-              <w:rPr>
-                <w:rFonts w:cstheme="minorHAnsi"/>
-                <w:i/>
-                <w:color w:val="FF0000"/>
-                <w:szCs w:val="24"/>
-                <w:lang w:val="es-ES" w:eastAsia="es-ES"/>
-              </w:rPr>
-              <w:fldChar w:fldCharType="begin"/>
-            </w:r>
             <w:r>
               <w:rPr>
                 <w:rFonts w:asciiTheme="minorHAnsi" w:hAnsiTheme="minorHAnsi" w:cstheme="minorHAnsi"/>
                 <w:i/>
-                <w:color w:val="FF0000"/>
                 <w:szCs w:val="24"/>
                 <w:lang w:val="es-ES" w:eastAsia="es-ES"/>
               </w:rPr>
-              <w:instrText>MACROBUTTON NoMacro [Rev]</w:instrText>
-            </w:r>
-            <w:r>
-              <w:rPr>
-                <w:rFonts w:cstheme="minorHAnsi"/>
-                <w:i/>
-                <w:color w:val="FF0000"/>
-                <w:szCs w:val="24"/>
-                <w:lang w:val="es-ES" w:eastAsia="es-ES"/>
-              </w:rPr>
-              <w:fldChar w:fldCharType="end"/>
+              <w:t>Ignacio Andrade y Nicolas Soto</w:t>
             </w:r>
           </w:p>
         </w:tc>
@@ -2022,40 +1943,18 @@
               <w:rPr>
                 <w:rFonts w:asciiTheme="minorHAnsi" w:hAnsiTheme="minorHAnsi" w:cstheme="minorHAnsi"/>
                 <w:i/>
-                <w:color w:val="FF0000"/>
                 <w:szCs w:val="24"/>
                 <w:lang w:val="es-ES" w:eastAsia="es-ES"/>
               </w:rPr>
             </w:pPr>
-            <w:r>
-              <w:rPr>
-                <w:rFonts w:cstheme="minorHAnsi"/>
-                <w:i/>
-                <w:color w:val="FF0000"/>
-                <w:szCs w:val="24"/>
-                <w:lang w:val="es-ES" w:eastAsia="es-ES"/>
-              </w:rPr>
-              <w:fldChar w:fldCharType="begin"/>
-            </w:r>
             <w:r>
               <w:rPr>
                 <w:rFonts w:asciiTheme="minorHAnsi" w:hAnsiTheme="minorHAnsi" w:cstheme="minorHAnsi"/>
                 <w:i/>
-                <w:color w:val="FF0000"/>
                 <w:szCs w:val="24"/>
                 <w:lang w:val="es-ES" w:eastAsia="es-ES"/>
               </w:rPr>
-              <w:instrText>MACROBUTTON NoMacro [Descripcion]</w:instrText>
-            </w:r>
-            <w:r>
-              <w:rPr>
-                <w:rFonts w:cstheme="minorHAnsi"/>
-                <w:i/>
-                <w:color w:val="FF0000"/>
-                <w:szCs w:val="24"/>
-                <w:lang w:val="es-ES" w:eastAsia="es-ES"/>
-              </w:rPr>
-              <w:fldChar w:fldCharType="end"/>
+              <w:t>Airon Saez</w:t>
             </w:r>
           </w:p>
         </w:tc>
@@ -2070,40 +1969,18 @@
               <w:rPr>
                 <w:rFonts w:asciiTheme="minorHAnsi" w:hAnsiTheme="minorHAnsi" w:cstheme="minorHAnsi"/>
                 <w:i/>
-                <w:color w:val="FF0000"/>
                 <w:szCs w:val="24"/>
                 <w:lang w:val="es-ES" w:eastAsia="es-ES"/>
               </w:rPr>
             </w:pPr>
-            <w:r>
-              <w:rPr>
-                <w:rFonts w:cstheme="minorHAnsi"/>
-                <w:i/>
-                <w:color w:val="FF0000"/>
-                <w:szCs w:val="24"/>
-                <w:lang w:val="es-ES" w:eastAsia="es-ES"/>
-              </w:rPr>
-              <w:fldChar w:fldCharType="begin"/>
-            </w:r>
             <w:r>
               <w:rPr>
                 <w:rFonts w:asciiTheme="minorHAnsi" w:hAnsiTheme="minorHAnsi" w:cstheme="minorHAnsi"/>
                 <w:i/>
-                <w:color w:val="FF0000"/>
                 <w:szCs w:val="24"/>
                 <w:lang w:val="es-ES" w:eastAsia="es-ES"/>
               </w:rPr>
-              <w:instrText>MACROBUTTON NoMacro [Descripcion]</w:instrText>
-            </w:r>
-            <w:r>
-              <w:rPr>
-                <w:rFonts w:cstheme="minorHAnsi"/>
-                <w:i/>
-                <w:color w:val="FF0000"/>
-                <w:szCs w:val="24"/>
-                <w:lang w:val="es-ES" w:eastAsia="es-ES"/>
-              </w:rPr>
-              <w:fldChar w:fldCharType="end"/>
+              <w:t>Creación inicial del documento</w:t>
             </w:r>
           </w:p>
         </w:tc>
@@ -2128,36 +2005,6 @@
                 <w:lang w:val="es-ES" w:eastAsia="es-ES"/>
               </w:rPr>
             </w:pPr>
-            <w:r>
-              <w:rPr>
-                <w:rFonts w:cstheme="minorHAnsi"/>
-                <w:i/>
-                <w:color w:val="FF0000"/>
-                <w:szCs w:val="24"/>
-                <w:lang w:val="es-ES" w:eastAsia="es-ES"/>
-              </w:rPr>
-              <w:fldChar w:fldCharType="begin"/>
-            </w:r>
-            <w:r>
-              <w:rPr>
-                <w:rFonts w:asciiTheme="minorHAnsi" w:hAnsiTheme="minorHAnsi" w:cstheme="minorHAnsi"/>
-                <w:i/>
-                <w:color w:val="FF0000"/>
-                <w:szCs w:val="24"/>
-                <w:lang w:val="es-ES" w:eastAsia="es-ES"/>
-              </w:rPr>
-              <w:instrText>MACROBUTTON NoMacro [Fecha]</w:instrText>
-            </w:r>
-            <w:r>
-              <w:rPr>
-                <w:rFonts w:cstheme="minorHAnsi"/>
-                <w:i/>
-                <w:color w:val="FF0000"/>
-                <w:szCs w:val="24"/>
-                <w:lang w:val="es-ES" w:eastAsia="es-ES"/>
-              </w:rPr>
-              <w:fldChar w:fldCharType="end"/>
-            </w:r>
           </w:p>
         </w:tc>
         <w:tc>
@@ -2176,36 +2023,6 @@
                 <w:lang w:val="es-ES" w:eastAsia="es-ES"/>
               </w:rPr>
             </w:pPr>
-            <w:r>
-              <w:rPr>
-                <w:rFonts w:cstheme="minorHAnsi"/>
-                <w:i/>
-                <w:color w:val="FF0000"/>
-                <w:szCs w:val="24"/>
-                <w:lang w:val="es-ES" w:eastAsia="es-ES"/>
-              </w:rPr>
-              <w:fldChar w:fldCharType="begin"/>
-            </w:r>
-            <w:r>
-              <w:rPr>
-                <w:rFonts w:asciiTheme="minorHAnsi" w:hAnsiTheme="minorHAnsi" w:cstheme="minorHAnsi"/>
-                <w:i/>
-                <w:color w:val="FF0000"/>
-                <w:szCs w:val="24"/>
-                <w:lang w:val="es-ES" w:eastAsia="es-ES"/>
-              </w:rPr>
-              <w:instrText>MACROBUTTON NoMacro [Rev]</w:instrText>
-            </w:r>
-            <w:r>
-              <w:rPr>
-                <w:rFonts w:cstheme="minorHAnsi"/>
-                <w:i/>
-                <w:color w:val="FF0000"/>
-                <w:szCs w:val="24"/>
-                <w:lang w:val="es-ES" w:eastAsia="es-ES"/>
-              </w:rPr>
-              <w:fldChar w:fldCharType="end"/>
-            </w:r>
           </w:p>
         </w:tc>
         <w:tc>
@@ -2224,36 +2041,6 @@
                 <w:lang w:val="es-ES" w:eastAsia="es-ES"/>
               </w:rPr>
             </w:pPr>
-            <w:r>
-              <w:rPr>
-                <w:rFonts w:cstheme="minorHAnsi"/>
-                <w:i/>
-                <w:color w:val="FF0000"/>
-                <w:szCs w:val="24"/>
-                <w:lang w:val="es-ES" w:eastAsia="es-ES"/>
-              </w:rPr>
-              <w:fldChar w:fldCharType="begin"/>
-            </w:r>
-            <w:r>
-              <w:rPr>
-                <w:rFonts w:asciiTheme="minorHAnsi" w:hAnsiTheme="minorHAnsi" w:cstheme="minorHAnsi"/>
-                <w:i/>
-                <w:color w:val="FF0000"/>
-                <w:szCs w:val="24"/>
-                <w:lang w:val="es-ES" w:eastAsia="es-ES"/>
-              </w:rPr>
-              <w:instrText>MACROBUTTON NoMacro [Descripcion]</w:instrText>
-            </w:r>
-            <w:r>
-              <w:rPr>
-                <w:rFonts w:cstheme="minorHAnsi"/>
-                <w:i/>
-                <w:color w:val="FF0000"/>
-                <w:szCs w:val="24"/>
-                <w:lang w:val="es-ES" w:eastAsia="es-ES"/>
-              </w:rPr>
-              <w:fldChar w:fldCharType="end"/>
-            </w:r>
           </w:p>
         </w:tc>
         <w:tc>
@@ -2272,36 +2059,6 @@
                 <w:lang w:val="es-ES" w:eastAsia="es-ES"/>
               </w:rPr>
             </w:pPr>
-            <w:r>
-              <w:rPr>
-                <w:rFonts w:cstheme="minorHAnsi"/>
-                <w:i/>
-                <w:color w:val="FF0000"/>
-                <w:szCs w:val="24"/>
-                <w:lang w:val="es-ES" w:eastAsia="es-ES"/>
-              </w:rPr>
-              <w:fldChar w:fldCharType="begin"/>
-            </w:r>
-            <w:r>
-              <w:rPr>
-                <w:rFonts w:asciiTheme="minorHAnsi" w:hAnsiTheme="minorHAnsi" w:cstheme="minorHAnsi"/>
-                <w:i/>
-                <w:color w:val="FF0000"/>
-                <w:szCs w:val="24"/>
-                <w:lang w:val="es-ES" w:eastAsia="es-ES"/>
-              </w:rPr>
-              <w:instrText>MACROBUTTON NoMacro [Descripcion]</w:instrText>
-            </w:r>
-            <w:r>
-              <w:rPr>
-                <w:rFonts w:cstheme="minorHAnsi"/>
-                <w:i/>
-                <w:color w:val="FF0000"/>
-                <w:szCs w:val="24"/>
-                <w:lang w:val="es-ES" w:eastAsia="es-ES"/>
-              </w:rPr>
-              <w:fldChar w:fldCharType="end"/>
-            </w:r>
           </w:p>
         </w:tc>
       </w:tr>
@@ -2365,32 +2122,11 @@
       <w:r>
         <w:rPr>
           <w:rFonts w:eastAsia="Times New Roman" w:cstheme="minorHAnsi"/>
-          <w:color w:val="FF0000"/>
           <w:sz w:val="20"/>
           <w:szCs w:val="24"/>
           <w:lang w:val="es-ES" w:eastAsia="es-ES"/>
         </w:rPr>
-        <w:fldChar w:fldCharType="begin"/>
-      </w:r>
-      <w:r>
-        <w:rPr>
-          <w:rFonts w:eastAsia="Times New Roman" w:cstheme="minorHAnsi"/>
-          <w:color w:val="FF0000"/>
-          <w:sz w:val="20"/>
-          <w:szCs w:val="24"/>
-          <w:lang w:val="es-ES" w:eastAsia="es-ES"/>
-        </w:rPr>
-        <w:instrText>MACROBUTTON NoMacro [Fecha]</w:instrText>
-      </w:r>
-      <w:r>
-        <w:rPr>
-          <w:rFonts w:eastAsia="Times New Roman" w:cstheme="minorHAnsi"/>
-          <w:color w:val="FF0000"/>
-          <w:sz w:val="20"/>
-          <w:szCs w:val="24"/>
-          <w:lang w:val="es-ES" w:eastAsia="es-ES"/>
-        </w:rPr>
-        <w:fldChar w:fldCharType="end"/>
+        <w:t>30-09-2026</w:t>
       </w:r>
     </w:p>
     <w:p>
@@ -2407,35 +2143,10 @@
     </w:p>
     <w:p>
       <w:pPr>
-        <w:spacing w:after="0" w:line="240" w:lineRule="auto"/>
-        <w:jc w:val="both"/>
-        <w:rPr>
-          <w:rFonts w:eastAsia="Times New Roman" w:cstheme="minorHAnsi"/>
-          <w:sz w:val="20"/>
-          <w:szCs w:val="24"/>
-          <w:lang w:val="es-ES" w:eastAsia="es-ES"/>
-        </w:rPr>
-      </w:pPr>
-    </w:p>
-    <w:p>
-      <w:pPr>
-        <w:spacing w:after="0" w:line="240" w:lineRule="auto"/>
-        <w:jc w:val="both"/>
-        <w:rPr>
-          <w:rFonts w:eastAsia="Times New Roman" w:cstheme="minorHAnsi"/>
-          <w:sz w:val="20"/>
-          <w:szCs w:val="24"/>
-          <w:lang w:val="es-ES" w:eastAsia="es-ES"/>
-        </w:rPr>
-      </w:pPr>
-    </w:p>
-    <w:p>
-      <w:pPr>
         <w:pStyle w:val="Ttulo1"/>
       </w:pPr>
       <w:bookmarkStart w:id="2" w:name="_Toc241504845"/>
       <w:r>
-        <w:lastRenderedPageBreak/>
         <w:t>Integrantes:</w:t>
       </w:r>
       <w:bookmarkEnd w:id="2"/>
@@ -2531,6 +2242,16 @@
                 <w:lang w:val="es-ES" w:eastAsia="es-ES"/>
               </w:rPr>
             </w:pPr>
+            <w:r>
+              <w:rPr>
+                <w:rFonts w:asciiTheme="minorHAnsi" w:hAnsiTheme="minorHAnsi" w:cstheme="minorHAnsi"/>
+                <w:i/>
+                <w:szCs w:val="24"/>
+                <w:lang w:val="es-ES" w:eastAsia="es-ES"/>
+              </w:rPr>
+              <w:lastRenderedPageBreak/>
+              <w:t>Ignacio Andrade</w:t>
+            </w:r>
           </w:p>
         </w:tc>
         <w:tc>
@@ -2543,6 +2264,166 @@
               <w:jc w:val="both"/>
               <w:rPr>
                 <w:rFonts w:asciiTheme="minorHAnsi" w:hAnsiTheme="minorHAnsi" w:cstheme="minorHAnsi"/>
+                <w:i/>
+                <w:szCs w:val="24"/>
+                <w:lang w:val="es-ES" w:eastAsia="es-ES"/>
+              </w:rPr>
+            </w:pPr>
+            <w:r>
+              <w:rPr>
+                <w:rFonts w:asciiTheme="minorHAnsi" w:hAnsiTheme="minorHAnsi" w:cstheme="minorHAnsi"/>
+                <w:i/>
+                <w:szCs w:val="24"/>
+                <w:lang w:val="es-ES" w:eastAsia="es-ES"/>
+              </w:rPr>
+              <w:t>Desarrollador</w:t>
+            </w:r>
+          </w:p>
+        </w:tc>
+      </w:tr>
+      <w:tr>
+        <w:trPr>
+          <w:trHeight w:val="465"/>
+        </w:trPr>
+        <w:tc>
+          <w:tcPr>
+            <w:tcW w:w="3539" w:type="dxa"/>
+            <w:vAlign w:val="center"/>
+          </w:tcPr>
+          <w:p>
+            <w:pPr>
+              <w:jc w:val="both"/>
+              <w:rPr>
+                <w:rFonts w:cstheme="minorHAnsi"/>
+                <w:i/>
+                <w:szCs w:val="24"/>
+                <w:lang w:val="es-ES" w:eastAsia="es-ES"/>
+              </w:rPr>
+            </w:pPr>
+            <w:r>
+              <w:rPr>
+                <w:rFonts w:cstheme="minorHAnsi"/>
+                <w:i/>
+                <w:szCs w:val="24"/>
+                <w:lang w:val="es-ES" w:eastAsia="es-ES"/>
+              </w:rPr>
+              <w:t>Nicolas Soto</w:t>
+            </w:r>
+          </w:p>
+        </w:tc>
+        <w:tc>
+          <w:tcPr>
+            <w:tcW w:w="5275" w:type="dxa"/>
+          </w:tcPr>
+          <w:p>
+            <w:pPr>
+              <w:jc w:val="both"/>
+              <w:rPr>
+                <w:rFonts w:cstheme="minorHAnsi"/>
+                <w:i/>
+                <w:szCs w:val="24"/>
+                <w:lang w:val="es-ES" w:eastAsia="es-ES"/>
+              </w:rPr>
+            </w:pPr>
+            <w:r>
+              <w:rPr>
+                <w:rFonts w:asciiTheme="minorHAnsi" w:hAnsiTheme="minorHAnsi" w:cstheme="minorHAnsi"/>
+                <w:i/>
+                <w:szCs w:val="24"/>
+                <w:lang w:val="es-ES" w:eastAsia="es-ES"/>
+              </w:rPr>
+              <w:t>Desarrollador</w:t>
+            </w:r>
+          </w:p>
+        </w:tc>
+      </w:tr>
+      <w:tr>
+        <w:trPr>
+          <w:trHeight w:val="465"/>
+        </w:trPr>
+        <w:tc>
+          <w:tcPr>
+            <w:tcW w:w="3539" w:type="dxa"/>
+            <w:vAlign w:val="center"/>
+          </w:tcPr>
+          <w:p>
+            <w:pPr>
+              <w:jc w:val="both"/>
+              <w:rPr>
+                <w:rFonts w:cstheme="minorHAnsi"/>
+                <w:i/>
+                <w:szCs w:val="24"/>
+                <w:lang w:val="es-ES" w:eastAsia="es-ES"/>
+              </w:rPr>
+            </w:pPr>
+            <w:r>
+              <w:rPr>
+                <w:rFonts w:cstheme="minorHAnsi"/>
+                <w:i/>
+                <w:szCs w:val="24"/>
+                <w:lang w:val="es-ES" w:eastAsia="es-ES"/>
+              </w:rPr>
+              <w:t>Airon Saez</w:t>
+            </w:r>
+          </w:p>
+        </w:tc>
+        <w:tc>
+          <w:tcPr>
+            <w:tcW w:w="5275" w:type="dxa"/>
+          </w:tcPr>
+          <w:p>
+            <w:pPr>
+              <w:jc w:val="both"/>
+              <w:rPr>
+                <w:rFonts w:cstheme="minorHAnsi"/>
+                <w:i/>
+                <w:szCs w:val="24"/>
+                <w:lang w:val="es-ES" w:eastAsia="es-ES"/>
+              </w:rPr>
+            </w:pPr>
+            <w:r>
+              <w:rPr>
+                <w:rFonts w:asciiTheme="minorHAnsi" w:hAnsiTheme="minorHAnsi" w:cstheme="minorHAnsi"/>
+                <w:i/>
+                <w:szCs w:val="24"/>
+                <w:lang w:val="es-ES" w:eastAsia="es-ES"/>
+              </w:rPr>
+              <w:t>Desarrollador</w:t>
+            </w:r>
+          </w:p>
+        </w:tc>
+      </w:tr>
+      <w:tr>
+        <w:trPr>
+          <w:trHeight w:val="465"/>
+        </w:trPr>
+        <w:tc>
+          <w:tcPr>
+            <w:tcW w:w="3539" w:type="dxa"/>
+            <w:vAlign w:val="center"/>
+          </w:tcPr>
+          <w:p>
+            <w:pPr>
+              <w:jc w:val="both"/>
+              <w:rPr>
+                <w:rFonts w:cstheme="minorHAnsi"/>
+                <w:i/>
+                <w:szCs w:val="24"/>
+                <w:lang w:val="es-ES" w:eastAsia="es-ES"/>
+              </w:rPr>
+            </w:pPr>
+          </w:p>
+        </w:tc>
+        <w:tc>
+          <w:tcPr>
+            <w:tcW w:w="5275" w:type="dxa"/>
+            <w:vAlign w:val="center"/>
+          </w:tcPr>
+          <w:p>
+            <w:pPr>
+              <w:jc w:val="both"/>
+              <w:rPr>
+                <w:rFonts w:cstheme="minorHAnsi"/>
                 <w:i/>
                 <w:szCs w:val="24"/>
                 <w:lang w:val="es-ES" w:eastAsia="es-ES"/>
@@ -2590,123 +2471,6 @@
           </w:p>
         </w:tc>
       </w:tr>
-      <w:tr>
-        <w:trPr>
-          <w:trHeight w:val="465"/>
-        </w:trPr>
-        <w:tc>
-          <w:tcPr>
-            <w:tcW w:w="3539" w:type="dxa"/>
-            <w:vAlign w:val="center"/>
-          </w:tcPr>
-          <w:p>
-            <w:pPr>
-              <w:jc w:val="both"/>
-              <w:rPr>
-                <w:rFonts w:cstheme="minorHAnsi"/>
-                <w:i/>
-                <w:szCs w:val="24"/>
-                <w:lang w:val="es-ES" w:eastAsia="es-ES"/>
-              </w:rPr>
-            </w:pPr>
-          </w:p>
-        </w:tc>
-        <w:tc>
-          <w:tcPr>
-            <w:tcW w:w="5275" w:type="dxa"/>
-            <w:vAlign w:val="center"/>
-          </w:tcPr>
-          <w:p>
-            <w:pPr>
-              <w:jc w:val="both"/>
-              <w:rPr>
-                <w:rFonts w:cstheme="minorHAnsi"/>
-                <w:i/>
-                <w:szCs w:val="24"/>
-                <w:lang w:val="es-ES" w:eastAsia="es-ES"/>
-              </w:rPr>
-            </w:pPr>
-          </w:p>
-        </w:tc>
-      </w:tr>
-      <w:tr>
-        <w:trPr>
-          <w:trHeight w:val="465"/>
-        </w:trPr>
-        <w:tc>
-          <w:tcPr>
-            <w:tcW w:w="3539" w:type="dxa"/>
-            <w:vAlign w:val="center"/>
-          </w:tcPr>
-          <w:p>
-            <w:pPr>
-              <w:jc w:val="both"/>
-              <w:rPr>
-                <w:rFonts w:cstheme="minorHAnsi"/>
-                <w:i/>
-                <w:szCs w:val="24"/>
-                <w:lang w:val="es-ES" w:eastAsia="es-ES"/>
-              </w:rPr>
-            </w:pPr>
-          </w:p>
-        </w:tc>
-        <w:tc>
-          <w:tcPr>
-            <w:tcW w:w="5275" w:type="dxa"/>
-            <w:vAlign w:val="center"/>
-          </w:tcPr>
-          <w:p>
-            <w:pPr>
-              <w:jc w:val="both"/>
-              <w:rPr>
-                <w:rFonts w:cstheme="minorHAnsi"/>
-                <w:i/>
-                <w:szCs w:val="24"/>
-                <w:lang w:val="es-ES" w:eastAsia="es-ES"/>
-              </w:rPr>
-            </w:pPr>
-          </w:p>
-        </w:tc>
-      </w:tr>
-      <w:tr>
-        <w:trPr>
-          <w:trHeight w:val="465"/>
-        </w:trPr>
-        <w:tc>
-          <w:tcPr>
-            <w:tcW w:w="3539" w:type="dxa"/>
-            <w:vAlign w:val="center"/>
-          </w:tcPr>
-          <w:p>
-            <w:pPr>
-              <w:jc w:val="both"/>
-              <w:rPr>
-                <w:rFonts w:cstheme="minorHAnsi"/>
-                <w:i/>
-                <w:szCs w:val="24"/>
-                <w:lang w:val="es-ES" w:eastAsia="es-ES"/>
-              </w:rPr>
-            </w:pPr>
-          </w:p>
-        </w:tc>
-        <w:tc>
-          <w:tcPr>
-            <w:tcW w:w="5275" w:type="dxa"/>
-            <w:vAlign w:val="center"/>
-          </w:tcPr>
-          <w:p>
-            <w:pPr>
-              <w:jc w:val="both"/>
-              <w:rPr>
-                <w:rFonts w:cstheme="minorHAnsi"/>
-                <w:i/>
-                <w:szCs w:val="24"/>
-                <w:lang w:val="es-ES" w:eastAsia="es-ES"/>
-              </w:rPr>
-            </w:pPr>
-          </w:p>
-        </w:tc>
-      </w:tr>
     </w:tbl>
     <w:p/>
     <w:p>
@@ -2780,7 +2544,99 @@
         <w:rPr>
           <w:lang w:val="es-ES" w:eastAsia="es-ES"/>
         </w:rPr>
-        <w:t>Como [ACTOR] quiero [ACCION A REALZIAR] para [OBJETIVO].</w:t>
+        <w:t xml:space="preserve">Como </w:t>
+      </w:r>
+      <w:r>
+        <w:rPr>
+          <w:b/>
+          <w:bCs/>
+          <w:lang w:val="es-ES" w:eastAsia="es-ES"/>
+        </w:rPr>
+        <w:t>e</w:t>
+      </w:r>
+      <w:r>
+        <w:rPr>
+          <w:b/>
+          <w:bCs/>
+          <w:lang w:val="es-ES" w:eastAsia="es-ES"/>
+        </w:rPr>
+        <w:t>ncargado</w:t>
+      </w:r>
+      <w:r>
+        <w:rPr>
+          <w:b/>
+          <w:bCs/>
+          <w:lang w:val="es-ES" w:eastAsia="es-ES"/>
+        </w:rPr>
+        <w:t xml:space="preserve"> c</w:t>
+      </w:r>
+      <w:r>
+        <w:rPr>
+          <w:b/>
+          <w:bCs/>
+          <w:lang w:val="es-ES" w:eastAsia="es-ES"/>
+        </w:rPr>
+        <w:t xml:space="preserve">omercio </w:t>
+      </w:r>
+      <w:r>
+        <w:rPr>
+          <w:b/>
+          <w:bCs/>
+          <w:lang w:val="es-ES" w:eastAsia="es-ES"/>
+        </w:rPr>
+        <w:t>e</w:t>
+      </w:r>
+      <w:r>
+        <w:rPr>
+          <w:b/>
+          <w:bCs/>
+          <w:lang w:val="es-ES" w:eastAsia="es-ES"/>
+        </w:rPr>
+        <w:t>xterior</w:t>
+      </w:r>
+      <w:r>
+        <w:rPr>
+          <w:b/>
+          <w:bCs/>
+          <w:lang w:val="es-ES" w:eastAsia="es-ES"/>
+        </w:rPr>
+        <w:t>,</w:t>
+      </w:r>
+      <w:r>
+        <w:rPr>
+          <w:lang w:val="es-ES" w:eastAsia="es-ES"/>
+        </w:rPr>
+        <w:t xml:space="preserve"> quiero</w:t>
+      </w:r>
+      <w:r>
+        <w:rPr>
+          <w:lang w:val="es-ES" w:eastAsia="es-ES"/>
+        </w:rPr>
+        <w:t xml:space="preserve"> </w:t>
+      </w:r>
+      <w:r>
+        <w:rPr>
+          <w:lang w:val="es-ES" w:eastAsia="es-ES"/>
+        </w:rPr>
+        <w:t>registrar</w:t>
+      </w:r>
+      <w:r>
+        <w:rPr>
+          <w:lang w:val="es-ES" w:eastAsia="es-ES"/>
+        </w:rPr>
+        <w:t xml:space="preserve"> usuarios</w:t>
+      </w:r>
+      <w:r>
+        <w:rPr>
+          <w:lang w:val="es-ES" w:eastAsia="es-ES"/>
+        </w:rPr>
+        <w:t xml:space="preserve"> en el sistema para darle acceso a la plataforma</w:t>
+      </w:r>
+      <w:r>
+        <w:rPr>
+          <w:lang w:val="es-ES" w:eastAsia="es-ES"/>
+        </w:rPr>
+        <w:t>.</w:t>
       </w:r>
     </w:p>
     <w:p>
@@ -2810,7 +2666,79 @@
         <w:rPr>
           <w:lang w:val="es-ES" w:eastAsia="es-ES"/>
         </w:rPr>
-        <w:t>Criterio 1</w:t>
+        <w:t xml:space="preserve">Criterio </w:t>
+      </w:r>
+      <w:r>
+        <w:rPr>
+          <w:lang w:val="es-ES" w:eastAsia="es-ES"/>
+        </w:rPr>
+        <w:t>1:</w:t>
+      </w:r>
+      <w:r>
+        <w:rPr>
+          <w:lang w:val="es-ES" w:eastAsia="es-ES"/>
+        </w:rPr>
+        <w:t xml:space="preserve"> Creación exitosa</w:t>
+      </w:r>
+    </w:p>
+    <w:p>
+      <w:pPr>
+        <w:pStyle w:val="Prrafodelista"/>
+        <w:numPr>
+          <w:ilvl w:val="1"/>
+          <w:numId w:val="14"/>
+        </w:numPr>
+        <w:rPr>
+          <w:lang w:val="es-ES" w:eastAsia="es-ES"/>
+        </w:rPr>
+      </w:pPr>
+      <w:r>
+        <w:rPr>
+          <w:lang w:val="es-ES" w:eastAsia="es-ES"/>
+        </w:rPr>
+        <w:t>Dado que el administrador autorizado se encuentra en la vista de creación de usuarios</w:t>
+      </w:r>
+      <w:r>
+        <w:rPr>
+          <w:lang w:val="es-ES" w:eastAsia="es-ES"/>
+        </w:rPr>
+        <w:t>.</w:t>
+      </w:r>
+    </w:p>
+    <w:p>
+      <w:pPr>
+        <w:pStyle w:val="Prrafodelista"/>
+        <w:numPr>
+          <w:ilvl w:val="1"/>
+          <w:numId w:val="14"/>
+        </w:numPr>
+        <w:rPr>
+          <w:lang w:val="es-ES" w:eastAsia="es-ES"/>
+        </w:rPr>
+      </w:pPr>
+      <w:r>
+        <w:rPr>
+          <w:lang w:val="es-ES" w:eastAsia="es-ES"/>
+        </w:rPr>
+        <w:t>Cuando completa el formulario con datos validos (nombre, apellido, correo, rol) y lo envía.</w:t>
+      </w:r>
+    </w:p>
+    <w:p>
+      <w:pPr>
+        <w:pStyle w:val="Prrafodelista"/>
+        <w:numPr>
+          <w:ilvl w:val="1"/>
+          <w:numId w:val="14"/>
+        </w:numPr>
+        <w:rPr>
+          <w:lang w:val="es-ES" w:eastAsia="es-ES"/>
+        </w:rPr>
+      </w:pPr>
+      <w:r>
+        <w:rPr>
+          <w:lang w:val="es-ES" w:eastAsia="es-ES"/>
+        </w:rPr>
+        <w:t>Entonces el sistema persiste al nuevo usuario, el backend retorna http 201 y la interfaz muestra una notificación de éxito limpiando el formulario.</w:t>
       </w:r>
     </w:p>
     <w:p>
@@ -2828,7 +2756,79 @@
         <w:rPr>
           <w:lang w:val="es-ES" w:eastAsia="es-ES"/>
         </w:rPr>
-        <w:t>Criterio 2</w:t>
+        <w:t xml:space="preserve">Criterio </w:t>
+      </w:r>
+      <w:r>
+        <w:rPr>
+          <w:lang w:val="es-ES" w:eastAsia="es-ES"/>
+        </w:rPr>
+        <w:t>2:</w:t>
+      </w:r>
+      <w:r>
+        <w:rPr>
+          <w:lang w:val="es-ES" w:eastAsia="es-ES"/>
+        </w:rPr>
+        <w:t xml:space="preserve"> </w:t>
+      </w:r>
+      <w:r>
+        <w:rPr>
+          <w:lang w:val="es-ES" w:eastAsia="es-ES"/>
+        </w:rPr>
+        <w:t>Validación de regla de negocio</w:t>
+      </w:r>
+    </w:p>
+    <w:p>
+      <w:pPr>
+        <w:pStyle w:val="Prrafodelista"/>
+        <w:numPr>
+          <w:ilvl w:val="1"/>
+          <w:numId w:val="14"/>
+        </w:numPr>
+        <w:rPr>
+          <w:lang w:val="es-ES" w:eastAsia="es-ES"/>
+        </w:rPr>
+      </w:pPr>
+      <w:r>
+        <w:rPr>
+          <w:lang w:val="es-ES" w:eastAsia="es-ES"/>
+        </w:rPr>
+        <w:t>Dado que el administrador intenta registrar un nuevo usuario.</w:t>
+      </w:r>
+    </w:p>
+    <w:p>
+      <w:pPr>
+        <w:pStyle w:val="Prrafodelista"/>
+        <w:numPr>
+          <w:ilvl w:val="1"/>
+          <w:numId w:val="14"/>
+        </w:numPr>
+        <w:rPr>
+          <w:lang w:val="es-ES" w:eastAsia="es-ES"/>
+        </w:rPr>
+      </w:pPr>
+      <w:r>
+        <w:rPr>
+          <w:lang w:val="es-ES" w:eastAsia="es-ES"/>
+        </w:rPr>
+        <w:t>Cuando envía el formulario utilizando un correo que ya existe en la base de datos.</w:t>
+      </w:r>
+    </w:p>
+    <w:p>
+      <w:pPr>
+        <w:pStyle w:val="Prrafodelista"/>
+        <w:numPr>
+          <w:ilvl w:val="1"/>
+          <w:numId w:val="14"/>
+        </w:numPr>
+        <w:rPr>
+          <w:lang w:val="es-ES" w:eastAsia="es-ES"/>
+        </w:rPr>
+      </w:pPr>
+      <w:r>
+        <w:rPr>
+          <w:lang w:val="es-ES" w:eastAsia="es-ES"/>
+        </w:rPr>
+        <w:t>Entonces la operación de aborta, el backend retorna error http 409 y la interfaz alerta que el correo ya se encuentra en uso.</w:t>
       </w:r>
     </w:p>
     <w:p>
@@ -2846,8 +2846,87 @@
         <w:rPr>
           <w:lang w:val="es-ES" w:eastAsia="es-ES"/>
         </w:rPr>
-        <w:t>Criterio 3</w:t>
+        <w:t xml:space="preserve">Criterio </w:t>
       </w:r>
+      <w:r>
+        <w:rPr>
+          <w:lang w:val="es-ES" w:eastAsia="es-ES"/>
+        </w:rPr>
+        <w:t>3:</w:t>
+      </w:r>
+      <w:r>
+        <w:rPr>
+          <w:lang w:val="es-ES" w:eastAsia="es-ES"/>
+        </w:rPr>
+        <w:t xml:space="preserve"> </w:t>
+      </w:r>
+      <w:r>
+        <w:rPr>
+          <w:lang w:val="es-ES" w:eastAsia="es-ES"/>
+        </w:rPr>
+        <w:t>Validación de entradas</w:t>
+      </w:r>
+    </w:p>
+    <w:p>
+      <w:pPr>
+        <w:pStyle w:val="Prrafodelista"/>
+        <w:numPr>
+          <w:ilvl w:val="1"/>
+          <w:numId w:val="14"/>
+        </w:numPr>
+        <w:rPr>
+          <w:lang w:val="es-ES" w:eastAsia="es-ES"/>
+        </w:rPr>
+      </w:pPr>
+      <w:r>
+        <w:rPr>
+          <w:lang w:val="es-ES" w:eastAsia="es-ES"/>
+        </w:rPr>
+        <w:t>Dado que el administrador está completando el registro.</w:t>
+      </w:r>
+    </w:p>
+    <w:p>
+      <w:pPr>
+        <w:pStyle w:val="Prrafodelista"/>
+        <w:numPr>
+          <w:ilvl w:val="1"/>
+          <w:numId w:val="14"/>
+        </w:numPr>
+        <w:rPr>
+          <w:lang w:val="es-ES" w:eastAsia="es-ES"/>
+        </w:rPr>
+      </w:pPr>
+      <w:r>
+        <w:rPr>
+          <w:lang w:val="es-ES" w:eastAsia="es-ES"/>
+        </w:rPr>
+        <w:t>Cuando intenta enviar el formulario con campos obligatorios vacíos o con un formato invalido.</w:t>
+      </w:r>
+    </w:p>
+    <w:p>
+      <w:pPr>
+        <w:pStyle w:val="Prrafodelista"/>
+        <w:numPr>
+          <w:ilvl w:val="1"/>
+          <w:numId w:val="14"/>
+        </w:numPr>
+        <w:rPr>
+          <w:lang w:val="es-ES" w:eastAsia="es-ES"/>
+        </w:rPr>
+      </w:pPr>
+      <w:r>
+        <w:rPr>
+          <w:lang w:val="es-ES" w:eastAsia="es-ES"/>
+        </w:rPr>
+        <w:t>Entonces la solicitud no se procesa, el backend retorna un http 400 y la interfaz resalta los campos con errores sin borrar los datos ya ingresados</w:t>
+      </w:r>
+    </w:p>
+    <w:p>
+      <w:pPr>
+        <w:rPr>
+          <w:lang w:val="es-ES" w:eastAsia="es-ES"/>
+        </w:rPr>
+      </w:pPr>
     </w:p>
     <w:p/>
     <w:p>
@@ -2955,6 +3034,7 @@
     </w:p>
     <w:p>
       <w:r>
+        <w:lastRenderedPageBreak/>
         <w:br w:type="page"/>
       </w:r>
     </w:p>
@@ -3656,7 +3736,7 @@
 </file>
 
 <file path=word/endnotes.xml><?xml version="1.0" encoding="utf-8"?>
-<w:endnotes xmlns:wpc="http://schemas.microsoft.com/office/word/2010/wordprocessingCanvas" xmlns:cx="http://schemas.microsoft.com/office/drawing/2014/chartex" xmlns:cx1="http://schemas.microsoft.com/office/drawing/2015/9/8/chartex" xmlns:cx2="http://schemas.microsoft.com/office/drawing/2015/10/21/chartex" xmlns:cx3="http://schemas.microsoft.com/office/drawing/2016/5/9/chartex" xmlns:cx4="http://schemas.microsoft.com/office/drawing/2016/5/10/chartex" xmlns:cx5="http://schemas.microsoft.com/office/drawing/2016/5/11/chartex" xmlns:cx6="http://schemas.microsoft.com/office/drawing/2016/5/12/chartex" xmlns:cx7="http://schemas.microsoft.com/office/drawing/2016/5/13/chartex" xmlns:cx8="http://schemas.microsoft.com/office/drawing/2016/5/14/chartex" xmlns:mc="http://schemas.openxmlformats.org/markup-compatibility/2006" xmlns:m="http://schemas.openxmlformats.org/officeDocument/2006/math" xmlns:aink="http://schemas.microsoft.com/office/drawing/2016/ink" xmlns:am3d="http://schemas.microsoft.com/office/drawing/2017/model3d" xmlns:oel="http://schemas.microsoft.com/office/2019/extlst" xmlns:r="http://schemas.openxmlformats.org/officeDocument/2006/relationships" xmlns:wp14="http://schemas.microsoft.com/office/word/2010/wordprocessingDrawing" xmlns:wp="http://schemas.openxmlformats.org/drawingml/2006/wordprocessingDrawing" xmlns:wpg="http://schemas.microsoft.com/office/word/2010/wordprocessingGroup" xmlns:wpi="http://schemas.microsoft.com/office/word/2010/wordprocessingInk" xmlns:wps="http://schemas.microsoft.com/office/word/2010/wordprocessingShape" xmlns:o="urn:schemas-microsoft-com:office:office" xmlns:v="urn:schemas-microsoft-com:vml" xmlns:w10="urn:schemas-microsoft-com:office:word" xmlns:w="http://schemas.openxmlformats.org/wordprocessingml/2006/main" xmlns:w14="http://schemas.microsoft.com/office/word/2010/wordml" xmlns:w15="http://schemas.microsoft.com/office/word/2012/wordml" xmlns:w16cex="http://schemas.microsoft.com/office/word/2018/wordml/cex" xmlns:w16cid="http://schemas.microsoft.com/office/word/2016/wordml/cid" xmlns:w16="http://schemas.microsoft.com/office/word/2018/wordml" xmlns:w16sdtdh="http://schemas.microsoft.com/office/word/2020/wordml/sdtdatahash" xmlns:w16sdtfl="http://schemas.microsoft.com/office/word/2024/wordml/sdtformatlock" xmlns:w16se="http://schemas.microsoft.com/office/word/2015/wordml/symex" xmlns:w16du="http://schemas.microsoft.com/office/word/2023/wordml/word16du" xmlns:wne="http://schemas.microsoft.com/office/word/2006/wordml" mc:Ignorable="w14 w15 w16se w16cid w16 w16cex w16sdtdh w16sdtfl w16du wp14">
+<w:endnotes xmlns:wpc="http://schemas.microsoft.com/office/word/2010/wordprocessingCanvas" xmlns:cx="http://schemas.microsoft.com/office/drawing/2014/chartex" xmlns:cx1="http://schemas.microsoft.com/office/drawing/2015/9/8/chartex" xmlns:cx2="http://schemas.microsoft.com/office/drawing/2015/10/21/chartex" xmlns:cx3="http://schemas.microsoft.com/office/drawing/2016/5/9/chartex" xmlns:cx4="http://schemas.microsoft.com/office/drawing/2016/5/10/chartex" xmlns:cx5="http://schemas.microsoft.com/office/drawing/2016/5/11/chartex" xmlns:cx6="http://schemas.microsoft.com/office/drawing/2016/5/12/chartex" xmlns:cx7="http://schemas.microsoft.com/office/drawing/2016/5/13/chartex" xmlns:cx8="http://schemas.microsoft.com/office/drawing/2016/5/14/chartex" xmlns:mc="http://schemas.openxmlformats.org/markup-compatibility/2006" xmlns:aink="http://schemas.microsoft.com/office/drawing/2016/ink" xmlns:am3d="http://schemas.microsoft.com/office/drawing/2017/model3d" xmlns:o="urn:schemas-microsoft-com:office:office" xmlns:oel="http://schemas.microsoft.com/office/2019/extlst" xmlns:r="http://schemas.openxmlformats.org/officeDocument/2006/relationships" xmlns:m="http://schemas.openxmlformats.org/officeDocument/2006/math" xmlns:v="urn:schemas-microsoft-com:vml" xmlns:wp14="http://schemas.microsoft.com/office/word/2010/wordprocessingDrawing" xmlns:wp="http://schemas.openxmlformats.org/drawingml/2006/wordprocessingDrawing" xmlns:w10="urn:schemas-microsoft-com:office:word" xmlns:w="http://schemas.openxmlformats.org/wordprocessingml/2006/main" xmlns:w14="http://schemas.microsoft.com/office/word/2010/wordml" xmlns:w15="http://schemas.microsoft.com/office/word/2012/wordml" xmlns:w16cex="http://schemas.microsoft.com/office/word/2018/wordml/cex" xmlns:w16cid="http://schemas.microsoft.com/office/word/2016/wordml/cid" xmlns:w16="http://schemas.microsoft.com/office/word/2018/wordml" xmlns:w16du="http://schemas.microsoft.com/office/word/2023/wordml/word16du" xmlns:w16sdtdh="http://schemas.microsoft.com/office/word/2020/wordml/sdtdatahash" xmlns:w16sdtfl="http://schemas.microsoft.com/office/word/2024/wordml/sdtformatlock" xmlns:w16se="http://schemas.microsoft.com/office/word/2015/wordml/symex" xmlns:wpg="http://schemas.microsoft.com/office/word/2010/wordprocessingGroup" xmlns:wpi="http://schemas.microsoft.com/office/word/2010/wordprocessingInk" xmlns:wne="http://schemas.microsoft.com/office/word/2006/wordml" xmlns:wps="http://schemas.microsoft.com/office/word/2010/wordprocessingShape" mc:Ignorable="w14 w15 w16se w16cid w16 w16cex w16sdtdh w16sdtfl w16du wp14">
   <w:endnote w:type="separator" w:id="-1">
     <w:p>
       <w:pPr>
@@ -3681,7 +3761,7 @@
 </file>
 
 <file path=word/footer1.xml><?xml version="1.0" encoding="utf-8"?>
-<w:ftr xmlns:wpc="http://schemas.microsoft.com/office/word/2010/wordprocessingCanvas" xmlns:cx="http://schemas.microsoft.com/office/drawing/2014/chartex" xmlns:cx1="http://schemas.microsoft.com/office/drawing/2015/9/8/chartex" xmlns:cx2="http://schemas.microsoft.com/office/drawing/2015/10/21/chartex" xmlns:cx3="http://schemas.microsoft.com/office/drawing/2016/5/9/chartex" xmlns:cx4="http://schemas.microsoft.com/office/drawing/2016/5/10/chartex" xmlns:cx5="http://schemas.microsoft.com/office/drawing/2016/5/11/chartex" xmlns:cx6="http://schemas.microsoft.com/office/drawing/2016/5/12/chartex" xmlns:cx7="http://schemas.microsoft.com/office/drawing/2016/5/13/chartex" xmlns:cx8="http://schemas.microsoft.com/office/drawing/2016/5/14/chartex" xmlns:mc="http://schemas.openxmlformats.org/markup-compatibility/2006" xmlns:m="http://schemas.openxmlformats.org/officeDocument/2006/math" xmlns:aink="http://schemas.microsoft.com/office/drawing/2016/ink" xmlns:am3d="http://schemas.microsoft.com/office/drawing/2017/model3d" xmlns:oel="http://schemas.microsoft.com/office/2019/extlst" xmlns:r="http://schemas.openxmlformats.org/officeDocument/2006/relationships" xmlns:wp14="http://schemas.microsoft.com/office/word/2010/wordprocessingDrawing" xmlns:wp="http://schemas.openxmlformats.org/drawingml/2006/wordprocessingDrawing" xmlns:wpg="http://schemas.microsoft.com/office/word/2010/wordprocessingGroup" xmlns:wpi="http://schemas.microsoft.com/office/word/2010/wordprocessingInk" xmlns:wps="http://schemas.microsoft.com/office/word/2010/wordprocessingShape" xmlns:o="urn:schemas-microsoft-com:office:office" xmlns:v="urn:schemas-microsoft-com:vml" xmlns:w10="urn:schemas-microsoft-com:office:word" xmlns:w="http://schemas.openxmlformats.org/wordprocessingml/2006/main" xmlns:w14="http://schemas.microsoft.com/office/word/2010/wordml" xmlns:w15="http://schemas.microsoft.com/office/word/2012/wordml" xmlns:w16cex="http://schemas.microsoft.com/office/word/2018/wordml/cex" xmlns:w16cid="http://schemas.microsoft.com/office/word/2016/wordml/cid" xmlns:w16="http://schemas.microsoft.com/office/word/2018/wordml" xmlns:w16sdtdh="http://schemas.microsoft.com/office/word/2020/wordml/sdtdatahash" xmlns:w16sdtfl="http://schemas.microsoft.com/office/word/2024/wordml/sdtformatlock" xmlns:w16se="http://schemas.microsoft.com/office/word/2015/wordml/symex" xmlns:w16du="http://schemas.microsoft.com/office/word/2023/wordml/word16du" xmlns:wne="http://schemas.microsoft.com/office/word/2006/wordml" mc:Ignorable="w14 w15 w16se w16cid w16 w16cex w16sdtdh w16sdtfl w16du wp14">
+<w:ftr xmlns:wpc="http://schemas.microsoft.com/office/word/2010/wordprocessingCanvas" xmlns:cx="http://schemas.microsoft.com/office/drawing/2014/chartex" xmlns:cx1="http://schemas.microsoft.com/office/drawing/2015/9/8/chartex" xmlns:cx2="http://schemas.microsoft.com/office/drawing/2015/10/21/chartex" xmlns:cx3="http://schemas.microsoft.com/office/drawing/2016/5/9/chartex" xmlns:cx4="http://schemas.microsoft.com/office/drawing/2016/5/10/chartex" xmlns:cx5="http://schemas.microsoft.com/office/drawing/2016/5/11/chartex" xmlns:cx6="http://schemas.microsoft.com/office/drawing/2016/5/12/chartex" xmlns:cx7="http://schemas.microsoft.com/office/drawing/2016/5/13/chartex" xmlns:cx8="http://schemas.microsoft.com/office/drawing/2016/5/14/chartex" xmlns:mc="http://schemas.openxmlformats.org/markup-compatibility/2006" xmlns:aink="http://schemas.microsoft.com/office/drawing/2016/ink" xmlns:am3d="http://schemas.microsoft.com/office/drawing/2017/model3d" xmlns:o="urn:schemas-microsoft-com:office:office" xmlns:oel="http://schemas.microsoft.com/office/2019/extlst" xmlns:r="http://schemas.openxmlformats.org/officeDocument/2006/relationships" xmlns:m="http://schemas.openxmlformats.org/officeDocument/2006/math" xmlns:v="urn:schemas-microsoft-com:vml" xmlns:wp14="http://schemas.microsoft.com/office/word/2010/wordprocessingDrawing" xmlns:wp="http://schemas.openxmlformats.org/drawingml/2006/wordprocessingDrawing" xmlns:w10="urn:schemas-microsoft-com:office:word" xmlns:w="http://schemas.openxmlformats.org/wordprocessingml/2006/main" xmlns:w14="http://schemas.microsoft.com/office/word/2010/wordml" xmlns:w15="http://schemas.microsoft.com/office/word/2012/wordml" xmlns:w16cex="http://schemas.microsoft.com/office/word/2018/wordml/cex" xmlns:w16cid="http://schemas.microsoft.com/office/word/2016/wordml/cid" xmlns:w16="http://schemas.microsoft.com/office/word/2018/wordml" xmlns:w16du="http://schemas.microsoft.com/office/word/2023/wordml/word16du" xmlns:w16sdtdh="http://schemas.microsoft.com/office/word/2020/wordml/sdtdatahash" xmlns:w16sdtfl="http://schemas.microsoft.com/office/word/2024/wordml/sdtformatlock" xmlns:w16se="http://schemas.microsoft.com/office/word/2015/wordml/symex" xmlns:wpg="http://schemas.microsoft.com/office/word/2010/wordprocessingGroup" xmlns:wpi="http://schemas.microsoft.com/office/word/2010/wordprocessingInk" xmlns:wne="http://schemas.microsoft.com/office/word/2006/wordml" xmlns:wps="http://schemas.microsoft.com/office/word/2010/wordprocessingShape" mc:Ignorable="w14 w15 w16se w16cid w16 w16cex w16sdtdh w16sdtfl w16du wp14">
   <w:sdt>
     <w:sdtPr>
       <w:id w:val="14532529"/>
@@ -3709,13 +3789,7 @@
           <w:rPr>
             <w:noProof/>
           </w:rPr>
-          <w:t>1</w:t>
-        </w:r>
-        <w:r>
-          <w:rPr>
-            <w:noProof/>
-          </w:rPr>
-          <w:t>3</w:t>
+          <w:t>13</w:t>
         </w:r>
         <w:r>
           <w:rPr>
@@ -3735,7 +3809,7 @@
 </file>
 
 <file path=word/footnotes.xml><?xml version="1.0" encoding="utf-8"?>
-<w:footnotes xmlns:wpc="http://schemas.microsoft.com/office/word/2010/wordprocessingCanvas" xmlns:cx="http://schemas.microsoft.com/office/drawing/2014/chartex" xmlns:cx1="http://schemas.microsoft.com/office/drawing/2015/9/8/chartex" xmlns:cx2="http://schemas.microsoft.com/office/drawing/2015/10/21/chartex" xmlns:cx3="http://schemas.microsoft.com/office/drawing/2016/5/9/chartex" xmlns:cx4="http://schemas.microsoft.com/office/drawing/2016/5/10/chartex" xmlns:cx5="http://schemas.microsoft.com/office/drawing/2016/5/11/chartex" xmlns:cx6="http://schemas.microsoft.com/office/drawing/2016/5/12/chartex" xmlns:cx7="http://schemas.microsoft.com/office/drawing/2016/5/13/chartex" xmlns:cx8="http://schemas.microsoft.com/office/drawing/2016/5/14/chartex" xmlns:mc="http://schemas.openxmlformats.org/markup-compatibility/2006" xmlns:m="http://schemas.openxmlformats.org/officeDocument/2006/math" xmlns:aink="http://schemas.microsoft.com/office/drawing/2016/ink" xmlns:am3d="http://schemas.microsoft.com/office/drawing/2017/model3d" xmlns:oel="http://schemas.microsoft.com/office/2019/extlst" xmlns:r="http://schemas.openxmlformats.org/officeDocument/2006/relationships" xmlns:wp14="http://schemas.microsoft.com/office/word/2010/wordprocessingDrawing" xmlns:wp="http://schemas.openxmlformats.org/drawingml/2006/wordprocessingDrawing" xmlns:wpg="http://schemas.microsoft.com/office/word/2010/wordprocessingGroup" xmlns:wpi="http://schemas.microsoft.com/office/word/2010/wordprocessingInk" xmlns:wps="http://schemas.microsoft.com/office/word/2010/wordprocessingShape" xmlns:o="urn:schemas-microsoft-com:office:office" xmlns:v="urn:schemas-microsoft-com:vml" xmlns:w10="urn:schemas-microsoft-com:office:word" xmlns:w="http://schemas.openxmlformats.org/wordprocessingml/2006/main" xmlns:w14="http://schemas.microsoft.com/office/word/2010/wordml" xmlns:w15="http://schemas.microsoft.com/office/word/2012/wordml" xmlns:w16cex="http://schemas.microsoft.com/office/word/2018/wordml/cex" xmlns:w16cid="http://schemas.microsoft.com/office/word/2016/wordml/cid" xmlns:w16="http://schemas.microsoft.com/office/word/2018/wordml" xmlns:w16sdtdh="http://schemas.microsoft.com/office/word/2020/wordml/sdtdatahash" xmlns:w16sdtfl="http://schemas.microsoft.com/office/word/2024/wordml/sdtformatlock" xmlns:w16se="http://schemas.microsoft.com/office/word/2015/wordml/symex" xmlns:w16du="http://schemas.microsoft.com/office/word/2023/wordml/word16du" xmlns:wne="http://schemas.microsoft.com/office/word/2006/wordml" mc:Ignorable="w14 w15 w16se w16cid w16 w16cex w16sdtdh w16sdtfl w16du wp14">
+<w:footnotes xmlns:wpc="http://schemas.microsoft.com/office/word/2010/wordprocessingCanvas" xmlns:cx="http://schemas.microsoft.com/office/drawing/2014/chartex" xmlns:cx1="http://schemas.microsoft.com/office/drawing/2015/9/8/chartex" xmlns:cx2="http://schemas.microsoft.com/office/drawing/2015/10/21/chartex" xmlns:cx3="http://schemas.microsoft.com/office/drawing/2016/5/9/chartex" xmlns:cx4="http://schemas.microsoft.com/office/drawing/2016/5/10/chartex" xmlns:cx5="http://schemas.microsoft.com/office/drawing/2016/5/11/chartex" xmlns:cx6="http://schemas.microsoft.com/office/drawing/2016/5/12/chartex" xmlns:cx7="http://schemas.microsoft.com/office/drawing/2016/5/13/chartex" xmlns:cx8="http://schemas.microsoft.com/office/drawing/2016/5/14/chartex" xmlns:mc="http://schemas.openxmlformats.org/markup-compatibility/2006" xmlns:aink="http://schemas.microsoft.com/office/drawing/2016/ink" xmlns:am3d="http://schemas.microsoft.com/office/drawing/2017/model3d" xmlns:o="urn:schemas-microsoft-com:office:office" xmlns:oel="http://schemas.microsoft.com/office/2019/extlst" xmlns:r="http://schemas.openxmlformats.org/officeDocument/2006/relationships" xmlns:m="http://schemas.openxmlformats.org/officeDocument/2006/math" xmlns:v="urn:schemas-microsoft-com:vml" xmlns:wp14="http://schemas.microsoft.com/office/word/2010/wordprocessingDrawing" xmlns:wp="http://schemas.openxmlformats.org/drawingml/2006/wordprocessingDrawing" xmlns:w10="urn:schemas-microsoft-com:office:word" xmlns:w="http://schemas.openxmlformats.org/wordprocessingml/2006/main" xmlns:w14="http://schemas.microsoft.com/office/word/2010/wordml" xmlns:w15="http://schemas.microsoft.com/office/word/2012/wordml" xmlns:w16cex="http://schemas.microsoft.com/office/word/2018/wordml/cex" xmlns:w16cid="http://schemas.microsoft.com/office/word/2016/wordml/cid" xmlns:w16="http://schemas.microsoft.com/office/word/2018/wordml" xmlns:w16du="http://schemas.microsoft.com/office/word/2023/wordml/word16du" xmlns:w16sdtdh="http://schemas.microsoft.com/office/word/2020/wordml/sdtdatahash" xmlns:w16sdtfl="http://schemas.microsoft.com/office/word/2024/wordml/sdtformatlock" xmlns:w16se="http://schemas.microsoft.com/office/word/2015/wordml/symex" xmlns:wpg="http://schemas.microsoft.com/office/word/2010/wordprocessingGroup" xmlns:wpi="http://schemas.microsoft.com/office/word/2010/wordprocessingInk" xmlns:wne="http://schemas.microsoft.com/office/word/2006/wordml" xmlns:wps="http://schemas.microsoft.com/office/word/2010/wordprocessingShape" mc:Ignorable="w14 w15 w16se w16cid w16 w16cex w16sdtdh w16sdtfl w16du wp14">
   <w:footnote w:type="separator" w:id="-1">
     <w:p>
       <w:pPr>
@@ -3760,7 +3834,7 @@
 </file>
 
 <file path=word/header1.xml><?xml version="1.0" encoding="utf-8"?>
-<w:hdr xmlns:wpc="http://schemas.microsoft.com/office/word/2010/wordprocessingCanvas" xmlns:cx="http://schemas.microsoft.com/office/drawing/2014/chartex" xmlns:cx1="http://schemas.microsoft.com/office/drawing/2015/9/8/chartex" xmlns:cx2="http://schemas.microsoft.com/office/drawing/2015/10/21/chartex" xmlns:cx3="http://schemas.microsoft.com/office/drawing/2016/5/9/chartex" xmlns:cx4="http://schemas.microsoft.com/office/drawing/2016/5/10/chartex" xmlns:cx5="http://schemas.microsoft.com/office/drawing/2016/5/11/chartex" xmlns:cx6="http://schemas.microsoft.com/office/drawing/2016/5/12/chartex" xmlns:cx7="http://schemas.microsoft.com/office/drawing/2016/5/13/chartex" xmlns:cx8="http://schemas.microsoft.com/office/drawing/2016/5/14/chartex" xmlns:mc="http://schemas.openxmlformats.org/markup-compatibility/2006" xmlns:m="http://schemas.openxmlformats.org/officeDocument/2006/math" xmlns:aink="http://schemas.microsoft.com/office/drawing/2016/ink" xmlns:am3d="http://schemas.microsoft.com/office/drawing/2017/model3d" xmlns:oel="http://schemas.microsoft.com/office/2019/extlst" xmlns:r="http://schemas.openxmlformats.org/officeDocument/2006/relationships" xmlns:wp14="http://schemas.microsoft.com/office/word/2010/wordprocessingDrawing" xmlns:wp="http://schemas.openxmlformats.org/drawingml/2006/wordprocessingDrawing" xmlns:wpg="http://schemas.microsoft.com/office/word/2010/wordprocessingGroup" xmlns:wpi="http://schemas.microsoft.com/office/word/2010/wordprocessingInk" xmlns:wps="http://schemas.microsoft.com/office/word/2010/wordprocessingShape" xmlns:o="urn:schemas-microsoft-com:office:office" xmlns:v="urn:schemas-microsoft-com:vml" xmlns:w10="urn:schemas-microsoft-com:office:word" xmlns:w="http://schemas.openxmlformats.org/wordprocessingml/2006/main" xmlns:w14="http://schemas.microsoft.com/office/word/2010/wordml" xmlns:w15="http://schemas.microsoft.com/office/word/2012/wordml" xmlns:w16cex="http://schemas.microsoft.com/office/word/2018/wordml/cex" xmlns:w16cid="http://schemas.microsoft.com/office/word/2016/wordml/cid" xmlns:w16="http://schemas.microsoft.com/office/word/2018/wordml" xmlns:w16sdtdh="http://schemas.microsoft.com/office/word/2020/wordml/sdtdatahash" xmlns:w16sdtfl="http://schemas.microsoft.com/office/word/2024/wordml/sdtformatlock" xmlns:w16se="http://schemas.microsoft.com/office/word/2015/wordml/symex" xmlns:w16du="http://schemas.microsoft.com/office/word/2023/wordml/word16du" xmlns:wne="http://schemas.microsoft.com/office/word/2006/wordml" mc:Ignorable="w14 w15 w16se w16cid w16 w16cex w16sdtdh w16sdtfl w16du wp14">
+<w:hdr xmlns:wpc="http://schemas.microsoft.com/office/word/2010/wordprocessingCanvas" xmlns:cx="http://schemas.microsoft.com/office/drawing/2014/chartex" xmlns:cx1="http://schemas.microsoft.com/office/drawing/2015/9/8/chartex" xmlns:cx2="http://schemas.microsoft.com/office/drawing/2015/10/21/chartex" xmlns:cx3="http://schemas.microsoft.com/office/drawing/2016/5/9/chartex" xmlns:cx4="http://schemas.microsoft.com/office/drawing/2016/5/10/chartex" xmlns:cx5="http://schemas.microsoft.com/office/drawing/2016/5/11/chartex" xmlns:cx6="http://schemas.microsoft.com/office/drawing/2016/5/12/chartex" xmlns:cx7="http://schemas.microsoft.com/office/drawing/2016/5/13/chartex" xmlns:cx8="http://schemas.microsoft.com/office/drawing/2016/5/14/chartex" xmlns:mc="http://schemas.openxmlformats.org/markup-compatibility/2006" xmlns:aink="http://schemas.microsoft.com/office/drawing/2016/ink" xmlns:am3d="http://schemas.microsoft.com/office/drawing/2017/model3d" xmlns:o="urn:schemas-microsoft-com:office:office" xmlns:oel="http://schemas.microsoft.com/office/2019/extlst" xmlns:r="http://schemas.openxmlformats.org/officeDocument/2006/relationships" xmlns:m="http://schemas.openxmlformats.org/officeDocument/2006/math" xmlns:v="urn:schemas-microsoft-com:vml" xmlns:wp14="http://schemas.microsoft.com/office/word/2010/wordprocessingDrawing" xmlns:wp="http://schemas.openxmlformats.org/drawingml/2006/wordprocessingDrawing" xmlns:w10="urn:schemas-microsoft-com:office:word" xmlns:w="http://schemas.openxmlformats.org/wordprocessingml/2006/main" xmlns:w14="http://schemas.microsoft.com/office/word/2010/wordml" xmlns:w15="http://schemas.microsoft.com/office/word/2012/wordml" xmlns:w16cex="http://schemas.microsoft.com/office/word/2018/wordml/cex" xmlns:w16cid="http://schemas.microsoft.com/office/word/2016/wordml/cid" xmlns:w16="http://schemas.microsoft.com/office/word/2018/wordml" xmlns:w16du="http://schemas.microsoft.com/office/word/2023/wordml/word16du" xmlns:w16sdtdh="http://schemas.microsoft.com/office/word/2020/wordml/sdtdatahash" xmlns:w16sdtfl="http://schemas.microsoft.com/office/word/2024/wordml/sdtformatlock" xmlns:w16se="http://schemas.microsoft.com/office/word/2015/wordml/symex" xmlns:wpg="http://schemas.microsoft.com/office/word/2010/wordprocessingGroup" xmlns:wpi="http://schemas.microsoft.com/office/word/2010/wordprocessingInk" xmlns:wne="http://schemas.microsoft.com/office/word/2006/wordml" xmlns:wps="http://schemas.microsoft.com/office/word/2010/wordprocessingShape" mc:Ignorable="w14 w15 w16se w16cid w16 w16cex w16sdtdh w16sdtfl w16du wp14">
   <w:p>
     <w:pPr>
       <w:pStyle w:val="Encabezado"/>
@@ -3879,7 +3953,7 @@
 </file>
 
 <file path=word/header2.xml><?xml version="1.0" encoding="utf-8"?>
-<w:hdr xmlns:wpc="http://schemas.microsoft.com/office/word/2010/wordprocessingCanvas" xmlns:cx="http://schemas.microsoft.com/office/drawing/2014/chartex" xmlns:cx1="http://schemas.microsoft.com/office/drawing/2015/9/8/chartex" xmlns:cx2="http://schemas.microsoft.com/office/drawing/2015/10/21/chartex" xmlns:cx3="http://schemas.microsoft.com/office/drawing/2016/5/9/chartex" xmlns:cx4="http://schemas.microsoft.com/office/drawing/2016/5/10/chartex" xmlns:cx5="http://schemas.microsoft.com/office/drawing/2016/5/11/chartex" xmlns:cx6="http://schemas.microsoft.com/office/drawing/2016/5/12/chartex" xmlns:cx7="http://schemas.microsoft.com/office/drawing/2016/5/13/chartex" xmlns:cx8="http://schemas.microsoft.com/office/drawing/2016/5/14/chartex" xmlns:mc="http://schemas.openxmlformats.org/markup-compatibility/2006" xmlns:m="http://schemas.openxmlformats.org/officeDocument/2006/math" xmlns:aink="http://schemas.microsoft.com/office/drawing/2016/ink" xmlns:am3d="http://schemas.microsoft.com/office/drawing/2017/model3d" xmlns:oel="http://schemas.microsoft.com/office/2019/extlst" xmlns:r="http://schemas.openxmlformats.org/officeDocument/2006/relationships" xmlns:wp14="http://schemas.microsoft.com/office/word/2010/wordprocessingDrawing" xmlns:wp="http://schemas.openxmlformats.org/drawingml/2006/wordprocessingDrawing" xmlns:wpg="http://schemas.microsoft.com/office/word/2010/wordprocessingGroup" xmlns:wpi="http://schemas.microsoft.com/office/word/2010/wordprocessingInk" xmlns:wps="http://schemas.microsoft.com/office/word/2010/wordprocessingShape" xmlns:o="urn:schemas-microsoft-com:office:office" xmlns:v="urn:schemas-microsoft-com:vml" xmlns:w10="urn:schemas-microsoft-com:office:word" xmlns:w="http://schemas.openxmlformats.org/wordprocessingml/2006/main" xmlns:w14="http://schemas.microsoft.com/office/word/2010/wordml" xmlns:w15="http://schemas.microsoft.com/office/word/2012/wordml" xmlns:w16cex="http://schemas.microsoft.com/office/word/2018/wordml/cex" xmlns:w16cid="http://schemas.microsoft.com/office/word/2016/wordml/cid" xmlns:w16="http://schemas.microsoft.com/office/word/2018/wordml" xmlns:w16sdtdh="http://schemas.microsoft.com/office/word/2020/wordml/sdtdatahash" xmlns:w16sdtfl="http://schemas.microsoft.com/office/word/2024/wordml/sdtformatlock" xmlns:w16se="http://schemas.microsoft.com/office/word/2015/wordml/symex" xmlns:w16du="http://schemas.microsoft.com/office/word/2023/wordml/word16du" xmlns:wne="http://schemas.microsoft.com/office/word/2006/wordml" mc:Ignorable="w14 w15 w16se w16cid w16 w16cex w16sdtdh w16sdtfl w16du wp14">
+<w:hdr xmlns:wpc="http://schemas.microsoft.com/office/word/2010/wordprocessingCanvas" xmlns:cx="http://schemas.microsoft.com/office/drawing/2014/chartex" xmlns:cx1="http://schemas.microsoft.com/office/drawing/2015/9/8/chartex" xmlns:cx2="http://schemas.microsoft.com/office/drawing/2015/10/21/chartex" xmlns:cx3="http://schemas.microsoft.com/office/drawing/2016/5/9/chartex" xmlns:cx4="http://schemas.microsoft.com/office/drawing/2016/5/10/chartex" xmlns:cx5="http://schemas.microsoft.com/office/drawing/2016/5/11/chartex" xmlns:cx6="http://schemas.microsoft.com/office/drawing/2016/5/12/chartex" xmlns:cx7="http://schemas.microsoft.com/office/drawing/2016/5/13/chartex" xmlns:cx8="http://schemas.microsoft.com/office/drawing/2016/5/14/chartex" xmlns:mc="http://schemas.openxmlformats.org/markup-compatibility/2006" xmlns:aink="http://schemas.microsoft.com/office/drawing/2016/ink" xmlns:am3d="http://schemas.microsoft.com/office/drawing/2017/model3d" xmlns:o="urn:schemas-microsoft-com:office:office" xmlns:oel="http://schemas.microsoft.com/office/2019/extlst" xmlns:r="http://schemas.openxmlformats.org/officeDocument/2006/relationships" xmlns:m="http://schemas.openxmlformats.org/officeDocument/2006/math" xmlns:v="urn:schemas-microsoft-com:vml" xmlns:wp14="http://schemas.microsoft.com/office/word/2010/wordprocessingDrawing" xmlns:wp="http://schemas.openxmlformats.org/drawingml/2006/wordprocessingDrawing" xmlns:w10="urn:schemas-microsoft-com:office:word" xmlns:w="http://schemas.openxmlformats.org/wordprocessingml/2006/main" xmlns:w14="http://schemas.microsoft.com/office/word/2010/wordml" xmlns:w15="http://schemas.microsoft.com/office/word/2012/wordml" xmlns:w16cex="http://schemas.microsoft.com/office/word/2018/wordml/cex" xmlns:w16cid="http://schemas.microsoft.com/office/word/2016/wordml/cid" xmlns:w16="http://schemas.microsoft.com/office/word/2018/wordml" xmlns:w16du="http://schemas.microsoft.com/office/word/2023/wordml/word16du" xmlns:w16sdtdh="http://schemas.microsoft.com/office/word/2020/wordml/sdtdatahash" xmlns:w16sdtfl="http://schemas.microsoft.com/office/word/2024/wordml/sdtformatlock" xmlns:w16se="http://schemas.microsoft.com/office/word/2015/wordml/symex" xmlns:wpg="http://schemas.microsoft.com/office/word/2010/wordprocessingGroup" xmlns:wpi="http://schemas.microsoft.com/office/word/2010/wordprocessingInk" xmlns:wne="http://schemas.microsoft.com/office/word/2006/wordml" xmlns:wps="http://schemas.microsoft.com/office/word/2010/wordprocessingShape" mc:Ignorable="w14 w15 w16se w16cid w16 w16cex w16sdtdh w16sdtfl w16du wp14">
   <w:p>
     <w:pPr>
       <w:pStyle w:val="Encabezado"/>
@@ -3931,7 +4005,7 @@
 </file>
 
 <file path=word/numbering.xml><?xml version="1.0" encoding="utf-8"?>
-<w:numbering xmlns:wpc="http://schemas.microsoft.com/office/word/2010/wordprocessingCanvas" xmlns:cx="http://schemas.microsoft.com/office/drawing/2014/chartex" xmlns:cx1="http://schemas.microsoft.com/office/drawing/2015/9/8/chartex" xmlns:cx2="http://schemas.microsoft.com/office/drawing/2015/10/21/chartex" xmlns:cx3="http://schemas.microsoft.com/office/drawing/2016/5/9/chartex" xmlns:cx4="http://schemas.microsoft.com/office/drawing/2016/5/10/chartex" xmlns:cx5="http://schemas.microsoft.com/office/drawing/2016/5/11/chartex" xmlns:cx6="http://schemas.microsoft.com/office/drawing/2016/5/12/chartex" xmlns:cx7="http://schemas.microsoft.com/office/drawing/2016/5/13/chartex" xmlns:cx8="http://schemas.microsoft.com/office/drawing/2016/5/14/chartex" xmlns:mc="http://schemas.openxmlformats.org/markup-compatibility/2006" xmlns:m="http://schemas.openxmlformats.org/officeDocument/2006/math" xmlns:aink="http://schemas.microsoft.com/office/drawing/2016/ink" xmlns:am3d="http://schemas.microsoft.com/office/drawing/2017/model3d" xmlns:oel="http://schemas.microsoft.com/office/2019/extlst" xmlns:r="http://schemas.openxmlformats.org/officeDocument/2006/relationships" xmlns:wp14="http://schemas.microsoft.com/office/word/2010/wordprocessingDrawing" xmlns:wp="http://schemas.openxmlformats.org/drawingml/2006/wordprocessingDrawing" xmlns:wpg="http://schemas.microsoft.com/office/word/2010/wordprocessingGroup" xmlns:wpi="http://schemas.microsoft.com/office/word/2010/wordprocessingInk" xmlns:wps="http://schemas.microsoft.com/office/word/2010/wordprocessingShape" xmlns:o="urn:schemas-microsoft-com:office:office" xmlns:v="urn:schemas-microsoft-com:vml" xmlns:w10="urn:schemas-microsoft-com:office:word" xmlns:w="http://schemas.openxmlformats.org/wordprocessingml/2006/main" xmlns:w14="http://schemas.microsoft.com/office/word/2010/wordml" xmlns:w15="http://schemas.microsoft.com/office/word/2012/wordml" xmlns:w16cex="http://schemas.microsoft.com/office/word/2018/wordml/cex" xmlns:w16cid="http://schemas.microsoft.com/office/word/2016/wordml/cid" xmlns:w16="http://schemas.microsoft.com/office/word/2018/wordml" xmlns:w16sdtdh="http://schemas.microsoft.com/office/word/2020/wordml/sdtdatahash" xmlns:w16sdtfl="http://schemas.microsoft.com/office/word/2024/wordml/sdtformatlock" xmlns:w16se="http://schemas.microsoft.com/office/word/2015/wordml/symex" xmlns:w16du="http://schemas.microsoft.com/office/word/2023/wordml/word16du" xmlns:wne="http://schemas.microsoft.com/office/word/2006/wordml" mc:Ignorable="w14 w15 w16se w16cid w16 w16cex w16sdtdh w16sdtfl w16du wp14">
+<w:numbering xmlns:wpc="http://schemas.microsoft.com/office/word/2010/wordprocessingCanvas" xmlns:cx="http://schemas.microsoft.com/office/drawing/2014/chartex" xmlns:cx1="http://schemas.microsoft.com/office/drawing/2015/9/8/chartex" xmlns:cx2="http://schemas.microsoft.com/office/drawing/2015/10/21/chartex" xmlns:cx3="http://schemas.microsoft.com/office/drawing/2016/5/9/chartex" xmlns:cx4="http://schemas.microsoft.com/office/drawing/2016/5/10/chartex" xmlns:cx5="http://schemas.microsoft.com/office/drawing/2016/5/11/chartex" xmlns:cx6="http://schemas.microsoft.com/office/drawing/2016/5/12/chartex" xmlns:cx7="http://schemas.microsoft.com/office/drawing/2016/5/13/chartex" xmlns:cx8="http://schemas.microsoft.com/office/drawing/2016/5/14/chartex" xmlns:mc="http://schemas.openxmlformats.org/markup-compatibility/2006" xmlns:aink="http://schemas.microsoft.com/office/drawing/2016/ink" xmlns:am3d="http://schemas.microsoft.com/office/drawing/2017/model3d" xmlns:o="urn:schemas-microsoft-com:office:office" xmlns:oel="http://schemas.microsoft.com/office/2019/extlst" xmlns:r="http://schemas.openxmlformats.org/officeDocument/2006/relationships" xmlns:m="http://schemas.openxmlformats.org/officeDocument/2006/math" xmlns:v="urn:schemas-microsoft-com:vml" xmlns:wp14="http://schemas.microsoft.com/office/word/2010/wordprocessingDrawing" xmlns:wp="http://schemas.openxmlformats.org/drawingml/2006/wordprocessingDrawing" xmlns:w10="urn:schemas-microsoft-com:office:word" xmlns:w="http://schemas.openxmlformats.org/wordprocessingml/2006/main" xmlns:w14="http://schemas.microsoft.com/office/word/2010/wordml" xmlns:w15="http://schemas.microsoft.com/office/word/2012/wordml" xmlns:w16cex="http://schemas.microsoft.com/office/word/2018/wordml/cex" xmlns:w16cid="http://schemas.microsoft.com/office/word/2016/wordml/cid" xmlns:w16="http://schemas.microsoft.com/office/word/2018/wordml" xmlns:w16du="http://schemas.microsoft.com/office/word/2023/wordml/word16du" xmlns:w16sdtdh="http://schemas.microsoft.com/office/word/2020/wordml/sdtdatahash" xmlns:w16sdtfl="http://schemas.microsoft.com/office/word/2024/wordml/sdtformatlock" xmlns:w16se="http://schemas.microsoft.com/office/word/2015/wordml/symex" xmlns:wpg="http://schemas.microsoft.com/office/word/2010/wordprocessingGroup" xmlns:wpi="http://schemas.microsoft.com/office/word/2010/wordprocessingInk" xmlns:wne="http://schemas.microsoft.com/office/word/2006/wordml" xmlns:wps="http://schemas.microsoft.com/office/word/2010/wordprocessingShape" mc:Ignorable="w14 w15 w16se w16cid w16 w16cex w16sdtdh w16sdtfl w16du wp14">
   <w:abstractNum w:abstractNumId="0" w15:restartNumberingAfterBreak="0">
     <w:nsid w:val="042A6B37"/>
     <w:multiLevelType w:val="hybridMultilevel"/>
@@ -5347,7 +5421,7 @@
         <w:rFonts w:ascii="Symbol" w:hAnsi="Symbol" w:hint="default"/>
       </w:rPr>
     </w:lvl>
-    <w:lvl w:ilvl="1" w:tplc="080A0003" w:tentative="1">
+    <w:lvl w:ilvl="1" w:tplc="080A0003">
       <w:start w:val="1"/>
       <w:numFmt w:val="bullet"/>
       <w:lvlText w:val="o"/>
@@ -5490,7 +5564,7 @@
 </file>
 
 <file path=word/styles.xml><?xml version="1.0" encoding="utf-8"?>
-<w:styles xmlns:mc="http://schemas.openxmlformats.org/markup-compatibility/2006" xmlns:r="http://schemas.openxmlformats.org/officeDocument/2006/relationships" xmlns:w="http://schemas.openxmlformats.org/wordprocessingml/2006/main" xmlns:w14="http://schemas.microsoft.com/office/word/2010/wordml" xmlns:w15="http://schemas.microsoft.com/office/word/2012/wordml" xmlns:w16cex="http://schemas.microsoft.com/office/word/2018/wordml/cex" xmlns:w16cid="http://schemas.microsoft.com/office/word/2016/wordml/cid" xmlns:w16="http://schemas.microsoft.com/office/word/2018/wordml" xmlns:w16sdtdh="http://schemas.microsoft.com/office/word/2020/wordml/sdtdatahash" xmlns:w16sdtfl="http://schemas.microsoft.com/office/word/2024/wordml/sdtformatlock" xmlns:w16se="http://schemas.microsoft.com/office/word/2015/wordml/symex" xmlns:w16du="http://schemas.microsoft.com/office/word/2023/wordml/word16du" mc:Ignorable="w14 w15 w16se w16cid w16 w16cex w16sdtdh w16sdtfl w16du">
+<w:styles xmlns:mc="http://schemas.openxmlformats.org/markup-compatibility/2006" xmlns:r="http://schemas.openxmlformats.org/officeDocument/2006/relationships" xmlns:w="http://schemas.openxmlformats.org/wordprocessingml/2006/main" xmlns:w14="http://schemas.microsoft.com/office/word/2010/wordml" xmlns:w15="http://schemas.microsoft.com/office/word/2012/wordml" xmlns:w16cex="http://schemas.microsoft.com/office/word/2018/wordml/cex" xmlns:w16cid="http://schemas.microsoft.com/office/word/2016/wordml/cid" xmlns:w16="http://schemas.microsoft.com/office/word/2018/wordml" xmlns:w16du="http://schemas.microsoft.com/office/word/2023/wordml/word16du" xmlns:w16sdtdh="http://schemas.microsoft.com/office/word/2020/wordml/sdtdatahash" xmlns:w16sdtfl="http://schemas.microsoft.com/office/word/2024/wordml/sdtformatlock" xmlns:w16se="http://schemas.microsoft.com/office/word/2015/wordml/symex" mc:Ignorable="w14 w15 w16se w16cid w16 w16cex w16sdtdh w16sdtfl w16du">
   <w:docDefaults>
     <w:rPrDefault>
       <w:rPr>
@@ -6121,7 +6195,6 @@
   <w:style w:type="character" w:default="1" w:styleId="Fuentedeprrafopredeter">
     <w:name w:val="Default Paragraph Font"/>
     <w:uiPriority w:val="1"/>
-    <w:semiHidden/>
     <w:unhideWhenUsed/>
   </w:style>
   <w:style w:type="table" w:default="1" w:styleId="Tablanormal">
@@ -6844,7 +6917,7 @@
 </file>
 
 <file path=word/glossary/document.xml><?xml version="1.0" encoding="utf-8"?>
-<w:glossaryDocument xmlns:wpc="http://schemas.microsoft.com/office/word/2010/wordprocessingCanvas" xmlns:cx="http://schemas.microsoft.com/office/drawing/2014/chartex" xmlns:cx1="http://schemas.microsoft.com/office/drawing/2015/9/8/chartex" xmlns:cx2="http://schemas.microsoft.com/office/drawing/2015/10/21/chartex" xmlns:cx3="http://schemas.microsoft.com/office/drawing/2016/5/9/chartex" xmlns:cx4="http://schemas.microsoft.com/office/drawing/2016/5/10/chartex" xmlns:cx5="http://schemas.microsoft.com/office/drawing/2016/5/11/chartex" xmlns:cx6="http://schemas.microsoft.com/office/drawing/2016/5/12/chartex" xmlns:cx7="http://schemas.microsoft.com/office/drawing/2016/5/13/chartex" xmlns:cx8="http://schemas.microsoft.com/office/drawing/2016/5/14/chartex" xmlns:mc="http://schemas.openxmlformats.org/markup-compatibility/2006" xmlns:m="http://schemas.openxmlformats.org/officeDocument/2006/math" xmlns:aink="http://schemas.microsoft.com/office/drawing/2016/ink" xmlns:am3d="http://schemas.microsoft.com/office/drawing/2017/model3d" xmlns:oel="http://schemas.microsoft.com/office/2019/extlst" xmlns:r="http://schemas.openxmlformats.org/officeDocument/2006/relationships" xmlns:wp14="http://schemas.microsoft.com/office/word/2010/wordprocessingDrawing" xmlns:wp="http://schemas.openxmlformats.org/drawingml/2006/wordprocessingDrawing" xmlns:wpg="http://schemas.microsoft.com/office/word/2010/wordprocessingGroup" xmlns:wpi="http://schemas.microsoft.com/office/word/2010/wordprocessingInk" xmlns:wps="http://schemas.microsoft.com/office/word/2010/wordprocessingShape" xmlns:o="urn:schemas-microsoft-com:office:office" xmlns:v="urn:schemas-microsoft-com:vml" xmlns:w10="urn:schemas-microsoft-com:office:word" xmlns:w="http://schemas.openxmlformats.org/wordprocessingml/2006/main" xmlns:w14="http://schemas.microsoft.com/office/word/2010/wordml" xmlns:w15="http://schemas.microsoft.com/office/word/2012/wordml" xmlns:w16cex="http://schemas.microsoft.com/office/word/2018/wordml/cex" xmlns:w16cid="http://schemas.microsoft.com/office/word/2016/wordml/cid" xmlns:w16="http://schemas.microsoft.com/office/word/2018/wordml" xmlns:w16sdtdh="http://schemas.microsoft.com/office/word/2020/wordml/sdtdatahash" xmlns:w16sdtfl="http://schemas.microsoft.com/office/word/2024/wordml/sdtformatlock" xmlns:w16se="http://schemas.microsoft.com/office/word/2015/wordml/symex" xmlns:w16du="http://schemas.microsoft.com/office/word/2023/wordml/word16du" xmlns:wne="http://schemas.microsoft.com/office/word/2006/wordml" mc:Ignorable="w14 w15 w16se w16cid w16 w16cex w16sdtdh w16sdtfl w16du wp14">
+<w:glossaryDocument xmlns:wpc="http://schemas.microsoft.com/office/word/2010/wordprocessingCanvas" xmlns:cx="http://schemas.microsoft.com/office/drawing/2014/chartex" xmlns:cx1="http://schemas.microsoft.com/office/drawing/2015/9/8/chartex" xmlns:cx2="http://schemas.microsoft.com/office/drawing/2015/10/21/chartex" xmlns:cx3="http://schemas.microsoft.com/office/drawing/2016/5/9/chartex" xmlns:cx4="http://schemas.microsoft.com/office/drawing/2016/5/10/chartex" xmlns:cx5="http://schemas.microsoft.com/office/drawing/2016/5/11/chartex" xmlns:cx6="http://schemas.microsoft.com/office/drawing/2016/5/12/chartex" xmlns:cx7="http://schemas.microsoft.com/office/drawing/2016/5/13/chartex" xmlns:cx8="http://schemas.microsoft.com/office/drawing/2016/5/14/chartex" xmlns:mc="http://schemas.openxmlformats.org/markup-compatibility/2006" xmlns:aink="http://schemas.microsoft.com/office/drawing/2016/ink" xmlns:am3d="http://schemas.microsoft.com/office/drawing/2017/model3d" xmlns:o="urn:schemas-microsoft-com:office:office" xmlns:oel="http://schemas.microsoft.com/office/2019/extlst" xmlns:r="http://schemas.openxmlformats.org/officeDocument/2006/relationships" xmlns:m="http://schemas.openxmlformats.org/officeDocument/2006/math" xmlns:v="urn:schemas-microsoft-com:vml" xmlns:wp14="http://schemas.microsoft.com/office/word/2010/wordprocessingDrawing" xmlns:wp="http://schemas.openxmlformats.org/drawingml/2006/wordprocessingDrawing" xmlns:w10="urn:schemas-microsoft-com:office:word" xmlns:w="http://schemas.openxmlformats.org/wordprocessingml/2006/main" xmlns:w14="http://schemas.microsoft.com/office/word/2010/wordml" xmlns:w15="http://schemas.microsoft.com/office/word/2012/wordml" xmlns:w16cex="http://schemas.microsoft.com/office/word/2018/wordml/cex" xmlns:w16cid="http://schemas.microsoft.com/office/word/2016/wordml/cid" xmlns:w16="http://schemas.microsoft.com/office/word/2018/wordml" xmlns:w16du="http://schemas.microsoft.com/office/word/2023/wordml/word16du" xmlns:w16sdtdh="http://schemas.microsoft.com/office/word/2020/wordml/sdtdatahash" xmlns:w16sdtfl="http://schemas.microsoft.com/office/word/2024/wordml/sdtformatlock" xmlns:w16se="http://schemas.microsoft.com/office/word/2015/wordml/symex" xmlns:wpg="http://schemas.microsoft.com/office/word/2010/wordprocessingGroup" xmlns:wpi="http://schemas.microsoft.com/office/word/2010/wordprocessingInk" xmlns:wne="http://schemas.microsoft.com/office/word/2006/wordml" xmlns:wps="http://schemas.microsoft.com/office/word/2010/wordprocessingShape" mc:Ignorable="w14 w15 w16se w16cid w16 w16cex w16sdtdh w16sdtfl w16du wp14">
   <w:docParts>
     <w:docPart>
       <w:docPartPr>
@@ -6914,7 +6987,7 @@
 </file>
 
 <file path=word/glossary/fontTable.xml><?xml version="1.0" encoding="utf-8"?>
-<w:fonts xmlns:mc="http://schemas.openxmlformats.org/markup-compatibility/2006" xmlns:r="http://schemas.openxmlformats.org/officeDocument/2006/relationships" xmlns:w="http://schemas.openxmlformats.org/wordprocessingml/2006/main" xmlns:w14="http://schemas.microsoft.com/office/word/2010/wordml" xmlns:w15="http://schemas.microsoft.com/office/word/2012/wordml" xmlns:w16cex="http://schemas.microsoft.com/office/word/2018/wordml/cex" xmlns:w16cid="http://schemas.microsoft.com/office/word/2016/wordml/cid" xmlns:w16="http://schemas.microsoft.com/office/word/2018/wordml" xmlns:w16sdtdh="http://schemas.microsoft.com/office/word/2020/wordml/sdtdatahash" xmlns:w16sdtfl="http://schemas.microsoft.com/office/word/2024/wordml/sdtformatlock" xmlns:w16se="http://schemas.microsoft.com/office/word/2015/wordml/symex" xmlns:w16du="http://schemas.microsoft.com/office/word/2023/wordml/word16du" mc:Ignorable="w14 w15 w16se w16cid w16 w16cex w16sdtdh w16sdtfl w16du">
+<w:fonts xmlns:mc="http://schemas.openxmlformats.org/markup-compatibility/2006" xmlns:r="http://schemas.openxmlformats.org/officeDocument/2006/relationships" xmlns:w="http://schemas.openxmlformats.org/wordprocessingml/2006/main" xmlns:w14="http://schemas.microsoft.com/office/word/2010/wordml" xmlns:w15="http://schemas.microsoft.com/office/word/2012/wordml" xmlns:w16cex="http://schemas.microsoft.com/office/word/2018/wordml/cex" xmlns:w16cid="http://schemas.microsoft.com/office/word/2016/wordml/cid" xmlns:w16="http://schemas.microsoft.com/office/word/2018/wordml" xmlns:w16du="http://schemas.microsoft.com/office/word/2023/wordml/word16du" xmlns:w16sdtdh="http://schemas.microsoft.com/office/word/2020/wordml/sdtdatahash" xmlns:w16sdtfl="http://schemas.microsoft.com/office/word/2024/wordml/sdtformatlock" xmlns:w16se="http://schemas.microsoft.com/office/word/2015/wordml/symex" mc:Ignorable="w14 w15 w16se w16cid w16 w16cex w16sdtdh w16sdtfl w16du">
   <w:font w:name="Times New Roman">
     <w:panose1 w:val="02020603050405020304"/>
     <w:charset w:val="00"/>
@@ -6925,7 +6998,7 @@
   <w:font w:name="Symbol">
     <w:panose1 w:val="05050102010706020507"/>
     <w:charset w:val="02"/>
-    <w:family w:val="decorative"/>
+    <w:family w:val="roman"/>
     <w:pitch w:val="variable"/>
     <w:sig w:usb0="00000000" w:usb1="10000000" w:usb2="00000000" w:usb3="00000000" w:csb0="80000000" w:csb1="00000000"/>
   </w:font>
@@ -6938,10 +7011,10 @@
   </w:font>
   <w:font w:name="Wingdings">
     <w:panose1 w:val="05000000000000000000"/>
-    <w:charset w:val="4D"/>
-    <w:family w:val="decorative"/>
+    <w:charset w:val="02"/>
+    <w:family w:val="auto"/>
     <w:pitch w:val="variable"/>
-    <w:sig w:usb0="00000003" w:usb1="00000000" w:usb2="00000000" w:usb3="00000000" w:csb0="80000001" w:csb1="00000000"/>
+    <w:sig w:usb0="00000000" w:usb1="10000000" w:usb2="00000000" w:usb3="00000000" w:csb0="80000000" w:csb1="00000000"/>
   </w:font>
   <w:font w:name="Calibri">
     <w:panose1 w:val="020F0502020204030204"/>
@@ -6970,7 +7043,7 @@
     <w:charset w:val="00"/>
     <w:family w:val="swiss"/>
     <w:pitch w:val="variable"/>
-    <w:sig w:usb0="E0002AFF" w:usb1="C0007843" w:usb2="00000009" w:usb3="00000000" w:csb0="000001FF" w:csb1="00000000"/>
+    <w:sig w:usb0="E0002EFF" w:usb1="C000785B" w:usb2="00000009" w:usb3="00000000" w:csb0="000001FF" w:csb1="00000000"/>
   </w:font>
   <w:font w:name="Tahoma">
     <w:panose1 w:val="020B0604030504040204"/>
@@ -6980,7 +7053,6 @@
     <w:sig w:usb0="E1002EFF" w:usb1="C000605B" w:usb2="00000029" w:usb3="00000000" w:csb0="000101FF" w:csb1="00000000"/>
   </w:font>
   <w:font w:name="MS Mincho">
-    <w:altName w:val="ＭＳ 明朝"/>
     <w:panose1 w:val="02020609040205080304"/>
     <w:charset w:val="80"/>
     <w:family w:val="modern"/>
@@ -6988,23 +7060,19 @@
     <w:sig w:usb0="E00002FF" w:usb1="6AC7FDFB" w:usb2="08000012" w:usb3="00000000" w:csb0="0002009F" w:csb1="00000000"/>
   </w:font>
   <w:font w:name="Aptos">
-    <w:panose1 w:val="020B0004020202020204"/>
     <w:charset w:val="00"/>
     <w:family w:val="swiss"/>
     <w:pitch w:val="variable"/>
     <w:sig w:usb0="20000287" w:usb1="00000003" w:usb2="00000000" w:usb3="00000000" w:csb0="0000019F" w:csb1="00000000"/>
   </w:font>
   <w:font w:name="Yu Mincho">
-    <w:panose1 w:val="02020400000000000000"/>
     <w:charset w:val="80"/>
     <w:family w:val="roman"/>
-    <w:notTrueType/>
     <w:pitch w:val="variable"/>
     <w:sig w:usb0="800002E7" w:usb1="2AC7FCFF" w:usb2="00000012" w:usb3="00000000" w:csb0="0002009F" w:csb1="00000000"/>
   </w:font>
   <w:font w:name="Aptos Display">
-    <w:panose1 w:val="020B0004020202020204"/>
-    <w:charset w:val="01"/>
+    <w:charset w:val="00"/>
     <w:family w:val="swiss"/>
     <w:pitch w:val="variable"/>
     <w:sig w:usb0="20000287" w:usb1="00000003" w:usb2="00000000" w:usb3="00000000" w:csb0="0000019F" w:csb1="00000000"/>
@@ -7020,7 +7088,7 @@
 </file>
 
 <file path=word/glossary/settings.xml><?xml version="1.0" encoding="utf-8"?>
-<w:settings xmlns:mc="http://schemas.openxmlformats.org/markup-compatibility/2006" xmlns:m="http://schemas.openxmlformats.org/officeDocument/2006/math" xmlns:r="http://schemas.openxmlformats.org/officeDocument/2006/relationships" xmlns:sl="http://schemas.openxmlformats.org/schemaLibrary/2006/main" xmlns:o="urn:schemas-microsoft-com:office:office" xmlns:v="urn:schemas-microsoft-com:vml" xmlns:w10="urn:schemas-microsoft-com:office:word" xmlns:w="http://schemas.openxmlformats.org/wordprocessingml/2006/main" xmlns:w14="http://schemas.microsoft.com/office/word/2010/wordml" xmlns:w15="http://schemas.microsoft.com/office/word/2012/wordml" xmlns:w16cex="http://schemas.microsoft.com/office/word/2018/wordml/cex" xmlns:w16cid="http://schemas.microsoft.com/office/word/2016/wordml/cid" xmlns:w16="http://schemas.microsoft.com/office/word/2018/wordml" xmlns:w16sdtdh="http://schemas.microsoft.com/office/word/2020/wordml/sdtdatahash" xmlns:w16sdtfl="http://schemas.microsoft.com/office/word/2024/wordml/sdtformatlock" xmlns:w16se="http://schemas.microsoft.com/office/word/2015/wordml/symex" xmlns:w16du="http://schemas.microsoft.com/office/word/2023/wordml/word16du" mc:Ignorable="w14 w15 w16se w16cid w16 w16cex w16sdtdh w16sdtfl w16du">
+<w:settings xmlns:mc="http://schemas.openxmlformats.org/markup-compatibility/2006" xmlns:o="urn:schemas-microsoft-com:office:office" xmlns:r="http://schemas.openxmlformats.org/officeDocument/2006/relationships" xmlns:m="http://schemas.openxmlformats.org/officeDocument/2006/math" xmlns:v="urn:schemas-microsoft-com:vml" xmlns:w10="urn:schemas-microsoft-com:office:word" xmlns:w="http://schemas.openxmlformats.org/wordprocessingml/2006/main" xmlns:w14="http://schemas.microsoft.com/office/word/2010/wordml" xmlns:w15="http://schemas.microsoft.com/office/word/2012/wordml" xmlns:w16cex="http://schemas.microsoft.com/office/word/2018/wordml/cex" xmlns:w16cid="http://schemas.microsoft.com/office/word/2016/wordml/cid" xmlns:w16="http://schemas.microsoft.com/office/word/2018/wordml" xmlns:w16du="http://schemas.microsoft.com/office/word/2023/wordml/word16du" xmlns:w16sdtdh="http://schemas.microsoft.com/office/word/2020/wordml/sdtdatahash" xmlns:w16sdtfl="http://schemas.microsoft.com/office/word/2024/wordml/sdtformatlock" xmlns:w16se="http://schemas.microsoft.com/office/word/2015/wordml/symex" xmlns:sl="http://schemas.openxmlformats.org/schemaLibrary/2006/main" mc:Ignorable="w14 w15 w16se w16cid w16 w16cex w16sdtdh w16sdtfl w16du">
   <w:view w:val="normal"/>
   <w:defaultTabStop w:val="708"/>
   <w:hyphenationZone w:val="425"/>
@@ -7033,6 +7101,7 @@
   <w:rsids>
     <w:rsidRoot w:val="00960213"/>
     <w:rsid w:val="000609BA"/>
+    <w:rsid w:val="000654DD"/>
     <w:rsid w:val="00194DF5"/>
     <w:rsid w:val="001B14B7"/>
     <w:rsid w:val="00230D02"/>
@@ -7059,6 +7128,7 @@
     <w:rsid w:val="00CF44FB"/>
     <w:rsid w:val="00DD693D"/>
     <w:rsid w:val="00EC21D5"/>
+    <w:rsid w:val="00F44B7F"/>
   </w:rsids>
   <m:mathPr>
     <m:mathFont m:val="Cambria Math"/>
@@ -7082,7 +7152,7 @@
 </file>
 
 <file path=word/glossary/styles.xml><?xml version="1.0" encoding="utf-8"?>
-<w:styles xmlns:mc="http://schemas.openxmlformats.org/markup-compatibility/2006" xmlns:r="http://schemas.openxmlformats.org/officeDocument/2006/relationships" xmlns:w="http://schemas.openxmlformats.org/wordprocessingml/2006/main" xmlns:w14="http://schemas.microsoft.com/office/word/2010/wordml" xmlns:w15="http://schemas.microsoft.com/office/word/2012/wordml" xmlns:w16cex="http://schemas.microsoft.com/office/word/2018/wordml/cex" xmlns:w16cid="http://schemas.microsoft.com/office/word/2016/wordml/cid" xmlns:w16="http://schemas.microsoft.com/office/word/2018/wordml" xmlns:w16sdtdh="http://schemas.microsoft.com/office/word/2020/wordml/sdtdatahash" xmlns:w16sdtfl="http://schemas.microsoft.com/office/word/2024/wordml/sdtformatlock" xmlns:w16se="http://schemas.microsoft.com/office/word/2015/wordml/symex" xmlns:w16du="http://schemas.microsoft.com/office/word/2023/wordml/word16du" mc:Ignorable="w14 w15 w16se w16cid w16 w16cex w16sdtdh w16sdtfl w16du">
+<w:styles xmlns:mc="http://schemas.openxmlformats.org/markup-compatibility/2006" xmlns:r="http://schemas.openxmlformats.org/officeDocument/2006/relationships" xmlns:w="http://schemas.openxmlformats.org/wordprocessingml/2006/main" xmlns:w14="http://schemas.microsoft.com/office/word/2010/wordml" xmlns:w15="http://schemas.microsoft.com/office/word/2012/wordml" xmlns:w16cex="http://schemas.microsoft.com/office/word/2018/wordml/cex" xmlns:w16cid="http://schemas.microsoft.com/office/word/2016/wordml/cid" xmlns:w16="http://schemas.microsoft.com/office/word/2018/wordml" xmlns:w16du="http://schemas.microsoft.com/office/word/2023/wordml/word16du" xmlns:w16sdtdh="http://schemas.microsoft.com/office/word/2020/wordml/sdtdatahash" xmlns:w16sdtfl="http://schemas.microsoft.com/office/word/2024/wordml/sdtformatlock" xmlns:w16se="http://schemas.microsoft.com/office/word/2015/wordml/symex" mc:Ignorable="w14 w15 w16se w16cid w16 w16cex w16sdtdh w16sdtfl w16du">
   <w:docDefaults>
     <w:rPrDefault>
       <w:rPr>
@@ -7511,7 +7581,7 @@
 </file>
 
 <file path=word/glossary/webSettings.xml><?xml version="1.0" encoding="utf-8"?>
-<w:webSettings xmlns:mc="http://schemas.openxmlformats.org/markup-compatibility/2006" xmlns:r="http://schemas.openxmlformats.org/officeDocument/2006/relationships" xmlns:w="http://schemas.openxmlformats.org/wordprocessingml/2006/main" xmlns:w14="http://schemas.microsoft.com/office/word/2010/wordml" xmlns:w15="http://schemas.microsoft.com/office/word/2012/wordml" xmlns:w16cex="http://schemas.microsoft.com/office/word/2018/wordml/cex" xmlns:w16cid="http://schemas.microsoft.com/office/word/2016/wordml/cid" xmlns:w16="http://schemas.microsoft.com/office/word/2018/wordml" xmlns:w16sdtdh="http://schemas.microsoft.com/office/word/2020/wordml/sdtdatahash" xmlns:w16sdtfl="http://schemas.microsoft.com/office/word/2024/wordml/sdtformatlock" xmlns:w16se="http://schemas.microsoft.com/office/word/2015/wordml/symex" xmlns:w16du="http://schemas.microsoft.com/office/word/2023/wordml/word16du" mc:Ignorable="w14 w15 w16se w16cid w16 w16cex w16sdtdh w16sdtfl w16du">
+<w:webSettings xmlns:mc="http://schemas.openxmlformats.org/markup-compatibility/2006" xmlns:r="http://schemas.openxmlformats.org/officeDocument/2006/relationships" xmlns:w="http://schemas.openxmlformats.org/wordprocessingml/2006/main" xmlns:w14="http://schemas.microsoft.com/office/word/2010/wordml" xmlns:w15="http://schemas.microsoft.com/office/word/2012/wordml" xmlns:w16cex="http://schemas.microsoft.com/office/word/2018/wordml/cex" xmlns:w16cid="http://schemas.microsoft.com/office/word/2016/wordml/cid" xmlns:w16="http://schemas.microsoft.com/office/word/2018/wordml" xmlns:w16du="http://schemas.microsoft.com/office/word/2023/wordml/word16du" xmlns:w16sdtdh="http://schemas.microsoft.com/office/word/2020/wordml/sdtdatahash" xmlns:w16sdtfl="http://schemas.microsoft.com/office/word/2024/wordml/sdtformatlock" xmlns:w16se="http://schemas.microsoft.com/office/word/2015/wordml/symex" mc:Ignorable="w14 w15 w16se w16cid w16 w16cex w16sdtdh w16sdtfl w16du">
   <w:optimizeForBrowser/>
 </w:webSettings>
 </file>
@@ -7801,7 +7871,7 @@
 
 <file path=customXml/item1.xml><?xml version="1.0" encoding="utf-8"?>
 <CoverPageProperties xmlns="http://schemas.microsoft.com/office/2006/coverPageProps">
-  <PublishDate/>
+  <PublishDate>2026-09-30T00:00:00</PublishDate>
   <Abstract> Product Backlog</Abstract>
   <CompanyAddress/>
   <CompanyPhone/>
@@ -7811,6 +7881,15 @@
 </file>
 
 <file path=customXml/item2.xml><?xml version="1.0" encoding="utf-8"?>
+<?mso-contentType ?>
+<FormTemplates xmlns="http://schemas.microsoft.com/sharepoint/v3/contenttype/forms">
+  <Display>DocumentLibraryForm</Display>
+  <Edit>DocumentLibraryForm</Edit>
+  <New>DocumentLibraryForm</New>
+</FormTemplates>
+</file>
+
+<file path=customXml/item3.xml><?xml version="1.0" encoding="utf-8"?>
 <ct:contentTypeSchema xmlns:ct="http://schemas.microsoft.com/office/2006/metadata/contentType" xmlns:ma="http://schemas.microsoft.com/office/2006/metadata/properties/metaAttributes" ct:_="" ma:_="" ma:contentTypeName="Documento" ma:contentTypeID="0x0101005395107FFD641345A10C8A5ACACB9D20" ma:contentTypeVersion="13" ma:contentTypeDescription="Crear nuevo documento." ma:contentTypeScope="" ma:versionID="7407f70e7181b908656026f379795b2c">
   <xsd:schema xmlns:xsd="http://www.w3.org/2001/XMLSchema" xmlns:xs="http://www.w3.org/2001/XMLSchema" xmlns:p="http://schemas.microsoft.com/office/2006/metadata/properties" xmlns:ns2="e1e7bc46-bed0-459f-9452-a76b1c5b695e" xmlns:ns3="bb8cf7e1-610f-40a0-8f00-126b9d139fde" targetNamespace="http://schemas.microsoft.com/office/2006/metadata/properties" ma:root="true" ma:fieldsID="b29ea8901729e1eaaa4e48e09148c760" ns2:_="" ns3:_="">
     <xsd:import namespace="e1e7bc46-bed0-459f-9452-a76b1c5b695e"/>
@@ -8027,16 +8106,11 @@
 </ct:contentTypeSchema>
 </file>
 
-<file path=customXml/item3.xml><?xml version="1.0" encoding="utf-8"?>
-<?mso-contentType ?>
-<FormTemplates xmlns="http://schemas.microsoft.com/sharepoint/v3/contenttype/forms">
-  <Display>DocumentLibraryForm</Display>
-  <Edit>DocumentLibraryForm</Edit>
-  <New>DocumentLibraryForm</New>
-</FormTemplates>
+<file path=customXml/item4.xml><?xml version="1.0" encoding="utf-8"?>
+<b:Sources xmlns:b="http://schemas.openxmlformats.org/officeDocument/2006/bibliography" xmlns="http://schemas.openxmlformats.org/officeDocument/2006/bibliography" SelectedStyle="\APA.XSL" StyleName="APA"/>
 </file>
 
-<file path=customXml/item4.xml><?xml version="1.0" encoding="utf-8"?>
+<file path=customXml/item5.xml><?xml version="1.0" encoding="utf-8"?>
 <p:properties xmlns:p="http://schemas.microsoft.com/office/2006/metadata/properties" xmlns:xsi="http://www.w3.org/2001/XMLSchema-instance" xmlns:pc="http://schemas.microsoft.com/office/infopath/2007/PartnerControls">
   <documentManagement>
     <lcf76f155ced4ddcb4097134ff3c332f xmlns="e1e7bc46-bed0-459f-9452-a76b1c5b695e">
@@ -8044,10 +8118,6 @@
     </lcf76f155ced4ddcb4097134ff3c332f>
   </documentManagement>
 </p:properties>
-</file>
-
-<file path=customXml/item5.xml><?xml version="1.0" encoding="utf-8"?>
-<b:Sources xmlns:b="http://schemas.openxmlformats.org/officeDocument/2006/bibliography" xmlns="http://schemas.openxmlformats.org/officeDocument/2006/bibliography" SelectedStyle="\APA.XSL" StyleName="APA"/>
 </file>
 
 <file path=customXml/itemProps1.xml><?xml version="1.0" encoding="utf-8"?>
@@ -8059,6 +8129,14 @@
 </file>
 
 <file path=customXml/itemProps2.xml><?xml version="1.0" encoding="utf-8"?>
+<ds:datastoreItem xmlns:ds="http://schemas.openxmlformats.org/officeDocument/2006/customXml" ds:itemID="{EE9AAF0E-D63F-459F-A0FB-CDCE9F728F33}">
+  <ds:schemaRefs>
+    <ds:schemaRef ds:uri="http://schemas.microsoft.com/sharepoint/v3/contenttype/forms"/>
+  </ds:schemaRefs>
+</ds:datastoreItem>
+</file>
+
+<file path=customXml/itemProps3.xml><?xml version="1.0" encoding="utf-8"?>
 <ds:datastoreItem xmlns:ds="http://schemas.openxmlformats.org/officeDocument/2006/customXml" ds:itemID="{444115BD-C1C6-48AD-B714-E1866627071D}">
   <ds:schemaRefs>
     <ds:schemaRef ds:uri="http://schemas.microsoft.com/office/2006/metadata/contentType"/>
@@ -8077,15 +8155,15 @@
 </ds:datastoreItem>
 </file>
 
-<file path=customXml/itemProps3.xml><?xml version="1.0" encoding="utf-8"?>
-<ds:datastoreItem xmlns:ds="http://schemas.openxmlformats.org/officeDocument/2006/customXml" ds:itemID="{EE9AAF0E-D63F-459F-A0FB-CDCE9F728F33}">
+<file path=customXml/itemProps4.xml><?xml version="1.0" encoding="utf-8"?>
+<ds:datastoreItem xmlns:ds="http://schemas.openxmlformats.org/officeDocument/2006/customXml" ds:itemID="{BD6EC776-6679-4C69-98E3-6D068EA0A3C9}">
   <ds:schemaRefs>
-    <ds:schemaRef ds:uri="http://schemas.microsoft.com/sharepoint/v3/contenttype/forms"/>
+    <ds:schemaRef ds:uri="http://schemas.openxmlformats.org/officeDocument/2006/bibliography"/>
   </ds:schemaRefs>
 </ds:datastoreItem>
 </file>
 
-<file path=customXml/itemProps4.xml><?xml version="1.0" encoding="utf-8"?>
+<file path=customXml/itemProps5.xml><?xml version="1.0" encoding="utf-8"?>
 <ds:datastoreItem xmlns:ds="http://schemas.openxmlformats.org/officeDocument/2006/customXml" ds:itemID="{E1036DFC-1D85-404D-898C-621D06C0EB1C}">
   <ds:schemaRefs>
     <ds:schemaRef ds:uri="http://schemas.microsoft.com/office/2006/metadata/properties"/>
@@ -8093,12 +8171,4 @@
     <ds:schemaRef ds:uri="e1e7bc46-bed0-459f-9452-a76b1c5b695e"/>
   </ds:schemaRefs>
 </ds:datastoreItem>
-</file>
-
-<file path=customXml/itemProps5.xml><?xml version="1.0" encoding="utf-8"?>
-<ds:datastoreItem xmlns:ds="http://schemas.openxmlformats.org/officeDocument/2006/customXml" ds:itemID="{BD6EC776-6679-4C69-98E3-6D068EA0A3C9}">
-  <ds:schemaRefs>
-    <ds:schemaRef ds:uri="http://schemas.openxmlformats.org/officeDocument/2006/bibliography"/>
-  </ds:schemaRefs>
-</ds:datastoreItem>
 </file>